--- a/docs/requirements/srd/word/01_VOSS_SRD_v0.3_합의반영본.docx
+++ b/docs/requirements/srd/word/01_VOSS_SRD_v0.3_합의반영본.docx
@@ -36,29 +36,29 @@
           <w:b/>
           <w:bCs/>
         </w:rPr>
-        <w:t xml:space="preserve">버전:</w:t>
-      </w:r>
-      <w:r>
-        <w:t xml:space="preserve"> </w:t>
-      </w:r>
-      <w:r>
-        <w:t xml:space="preserve">v0.3 ·</w:t>
-      </w:r>
-      <w:r>
-        <w:t xml:space="preserve"> </w:t>
+        <w:t xml:space="preserve">버전: v0.3 r1(PR #77 리뷰 반영) · 작성일: 2026-10-07(KST)</w:t>
+      </w:r>
+      <w:r>
+        <w:t xml:space="preserve"/>
+      </w:r>
+      <w:r>
+        <w:t xml:space="preserve"/>
+      </w:r>
+      <w:r>
+        <w:t xml:space="preserve"/>
       </w:r>
       <w:r>
         <w:rPr>
           <w:b/>
           <w:bCs/>
         </w:rPr>
-        <w:t xml:space="preserve">작성일:</w:t>
-      </w:r>
-      <w:r>
-        <w:t xml:space="preserve"> </w:t>
-      </w:r>
-      <w:r>
-        <w:t xml:space="preserve">2026-10-07(KST)</w:t>
+        <w:t xml:space="preserve"/>
+      </w:r>
+      <w:r>
+        <w:t xml:space="preserve"/>
+      </w:r>
+      <w:r>
+        <w:t xml:space="preserve"/>
       </w:r>
       <w:r>
         <w:t xml:space="preserve"> </w:t>
@@ -800,6 +800,72 @@
           </w:p>
         </w:tc>
       </w:tr>
+      <w:tr>
+        <w:trPr/>
+        <w:tc>
+          <w:tcPr>
+            <w:tcW w:type="dxa" w:w="2018"/>
+            <w:vAlign w:val="top"/>
+          </w:tcPr>
+          <w:p>
+            <w:pPr>
+              <w:pStyle w:val="Compact"/>
+              <w:keepNext w:val="0"/>
+              <w:spacing w:before="40" w:after="60" w:line="259" w:lineRule="auto"/>
+              <w:jc w:val="left"/>
+            </w:pPr>
+            <w:r>
+              <w:rPr>
+                <w:rFonts w:ascii="Noto Sans CJK KR" w:hAnsi="Noto Sans CJK KR" w:eastAsia="Noto Sans CJK KR"/>
+                <w:sz w:val="18"/>
+              </w:rPr>
+              <w:t xml:space="preserve">v0.3 r1</w:t>
+            </w:r>
+          </w:p>
+        </w:tc>
+        <w:tc>
+          <w:tcPr>
+            <w:tcW w:type="dxa" w:w="4339"/>
+            <w:vAlign w:val="top"/>
+          </w:tcPr>
+          <w:p>
+            <w:pPr>
+              <w:pStyle w:val="Compact"/>
+              <w:keepNext w:val="0"/>
+              <w:spacing w:before="40" w:after="60" w:line="259" w:lineRule="auto"/>
+              <w:jc w:val="left"/>
+            </w:pPr>
+            <w:r>
+              <w:rPr>
+                <w:rFonts w:ascii="Noto Sans CJK KR" w:hAnsi="Noto Sans CJK KR" w:eastAsia="Noto Sans CJK KR"/>
+                <w:sz w:val="18"/>
+              </w:rPr>
+              <w:t xml:space="preserve">PR #77 리뷰(남현지·김학민) 반영: 경로 docs/requirements/srd/, 중복 ZIP 제거. #50~#55 재대조로 MC-018 slot 재사용·MC-015 새 session 범위·HMI 시계·시험 분모를 정정하고, stop·RobotState·MQTT·설정의 main 미반영 표시와 토픽·서비스 이름을 보강</w:t>
+            </w:r>
+          </w:p>
+        </w:tc>
+        <w:tc>
+          <w:tcPr>
+            <w:tcW w:type="dxa" w:w="3734"/>
+            <w:vAlign w:val="top"/>
+          </w:tcPr>
+          <w:p>
+            <w:pPr>
+              <w:pStyle w:val="Compact"/>
+              <w:keepNext w:val="0"/>
+              <w:spacing w:before="40" w:after="60" w:line="259" w:lineRule="auto"/>
+              <w:jc w:val="left"/>
+            </w:pPr>
+            <w:r>
+              <w:rPr>
+                <w:rFonts w:ascii="Noto Sans CJK KR" w:hAnsi="Noto Sans CJK KR" w:eastAsia="Noto Sans CJK KR"/>
+                <w:sz w:val="18"/>
+              </w:rPr>
+              <w:t xml:space="preserve">문서 게시 승인(리뷰 2건) / 전체 기준선 승인·실기 수락 별도</w:t>
+            </w:r>
+          </w:p>
+        </w:tc>
+      </w:tr>
     </w:tbl>
     <w:bookmarkEnd w:id="21"/>
     <w:bookmarkStart w:id="22" w:name="Xfd3a629d0a4e463fdbb0c7ec311d99bace7a396"/>
@@ -1745,7 +1811,7 @@
                 <w:rFonts w:ascii="Noto Sans CJK KR" w:hAnsi="Noto Sans CJK KR" w:eastAsia="Noto Sans CJK KR"/>
                 <w:sz w:val="18"/>
               </w:rPr>
-              <w:t xml:space="preserve">사용자 범위·측정·일정 지침</w:t>
+              <w:t xml:space="preserve">범위·측정·일정 안내</w:t>
             </w:r>
           </w:p>
         </w:tc>
@@ -1766,7 +1832,7 @@
                 <w:rFonts w:ascii="Noto Sans CJK KR" w:hAnsi="Noto Sans CJK KR" w:eastAsia="Noto Sans CJK KR"/>
                 <w:sz w:val="18"/>
               </w:rPr>
-              <w:t xml:space="preserve">이 대화, 2026-10-06~07</w:t>
+              <w:t xml:space="preserve">#6 본문·#50~#55 공통 안내, 2026-10-06~07</w:t>
             </w:r>
           </w:p>
         </w:tc>
@@ -1787,7 +1853,7 @@
                 <w:rFonts w:ascii="Noto Sans CJK KR" w:hAnsi="Noto Sans CJK KR" w:eastAsia="Noto Sans CJK KR"/>
                 <w:sz w:val="18"/>
               </w:rPr>
-              <w:t xml:space="preserve">A 먼저, B 최종 필수, C 선택. 정상/예외 분리·작업자 대기 별도. 첫 실험 10/07·G0 10/10</w:t>
+              <w:t xml:space="preserve">A 먼저, B 최종 필수, C 선택. 정상/예외 분리·작업자 대기 별도. 첫 실험 10/07·G0 10/10. docs/plan.md는 아직 10/13을 전체 루프 첫 완주로 두므로 PL 정합 대기(F-15)</w:t>
             </w:r>
           </w:p>
         </w:tc>
@@ -2117,7 +2183,7 @@
                 <w:rFonts w:ascii="Noto Sans CJK KR" w:hAnsi="Noto Sans CJK KR" w:eastAsia="Noto Sans CJK KR"/>
                 <w:sz w:val="18"/>
               </w:rPr>
-              <w:t xml:space="preserve">담당·마일스톤. 사용자 지정 최신 일정 우선</w:t>
+              <w:t xml:space="preserve">담당·마일스톤. #6의 최신 일정을 우선하며 plan.md 반영은 PL 확인 대기</w:t>
             </w:r>
           </w:p>
         </w:tc>
@@ -2324,7 +2390,7 @@
                 <w:rFonts w:ascii="Noto Sans CJK KR" w:hAnsi="Noto Sans CJK KR" w:eastAsia="Noto Sans CJK KR"/>
                 <w:sz w:val="18"/>
               </w:rPr>
-              <w:t xml:space="preserve">폐루프 게이트·RG2 Modbus 직접·웹/AI/DB 스택</w:t>
+              <w:t xml:space="preserve">폐루프 게이트·RG2 Modbus 직접·웹/AI/DB 스택. 예정 번호: 0003 캘리브레이션(#48)·0007 호출어(#72)·0008 OCR(#75)·0009 31mm 면 파지(김학민, PR #77 리뷰)</w:t>
             </w:r>
           </w:p>
         </w:tc>
@@ -2348,7 +2414,7 @@
                 <w:rFonts w:ascii="Noto Sans CJK KR" w:hAnsi="Noto Sans CJK KR" w:eastAsia="Noto Sans CJK KR"/>
                 <w:sz w:val="18"/>
               </w:rPr>
-              <w:t xml:space="preserve">열린 PR #48/#64/#68/#70/#73/#74/#75</w:t>
+              <w:t xml:space="preserve">열린 PR #48/#64/#68/#70/#71/#72/#73/#74/#75/#76</w:t>
             </w:r>
           </w:p>
         </w:tc>
@@ -3347,7 +3413,7 @@
         </w:numPr>
       </w:pPr>
       <w:r>
-        <w:t xml:space="preserve">31mm 면 파지는 #51 최종에서 선택 보고됐고 PR #70은 열린 상태다. 최종 PL/ADR·BRD 정정·T34 결과와 높이/힘/폭의 승인 범위는 F-03 에 남긴다.</w:t>
+        <w:t xml:space="preserve">31mm 면 파지는 #51 최종에서 선택 보고됐고 PR #70은 열린 상태다. 최종 PL/ADR(ADR-0009, 김학민 작성 예정)·BRD 정정·T34 결과와 높이/힘/폭의 승인 범위는 F-03 에 남긴다. main pending #16은 아직 미정이다.</w:t>
       </w:r>
     </w:p>
     <w:p>
@@ -6282,7 +6348,7 @@
         </w:numPr>
       </w:pPr>
       <w:r>
-        <w:t xml:space="preserve">검증 VT-016: 녹음 시험 세트의 전사 결과와 정답 대조.</w:t>
+        <w:t xml:space="preserve">검증 VT-016: 녹음 시험 세트의 전사 결과와 정답 대조. 제안 기준: 녹음 20개 중 18개 이상 정확(정답표 사전 커밋, #54 VC-EUS-VOICE-01).</w:t>
       </w:r>
     </w:p>
     <w:p>
@@ -6576,7 +6642,7 @@
         </w:numPr>
       </w:pPr>
       <w:r>
-        <w:t xml:space="preserve">v0.3 합의 반영: resume은 PAUSED에서만 허용한다. 일시정지는 정지 요청·오류 해소·보유 확인 후 구역 확정 여부에 따라 이어간다. 재기동/장비 오류는 사람이 확인·제거한 뒤 새 세션으로 시작한다. 단계별 상세와 실기는 B 후속이다.</w:t>
+        <w:t xml:space="preserve">v0.3 합의 반영: resume은 PAUSED에서만 허용한다. 일시정지는 정지 요청·오류 해소·보유 확인 후 구역 확정 여부에 따라 이어간다. 노드 재기동·장비 오류 뒤 보유 박스는 사람이 확인·제거한다. 새 session은 manager 재기동(크래시)에만 해당하며 IDLE부터 시작한다(#50·#51 MC-015). 단계별 상세와 실기는 B 후속이다.</w:t>
       </w:r>
     </w:p>
     <w:p>
@@ -7476,7 +7542,7 @@
         </w:numPr>
       </w:pPr>
       <w:r>
-        <w:t xml:space="preserve">v0.3 합의 반영: 음성/HMI는 Spring GET /api/stats 한 곳을 사용한다. count_by_dong은 PLACED의 동별 수, held_count는 HELD이며 remaining_count는 확정식을 따른다. DB 오류는 조회 불가로 표시하고 메모리 값을 공식 대체값으로 쓰지 않는다.</w:t>
+        <w:t xml:space="preserve">v0.3 합의 반영: 음성/HMI는 Spring GET /api/stats 한 곳을 사용한다. count_by_dong은 PLACED의 동별 수, held_count는 HELD이며(이 정의는 열린 PR #68 제안) remaining_count는 확정식을 따른다. DB 오류는 조회 불가로 표시하고 메모리 값을 공식 대체값으로 쓰지 않는다.</w:t>
       </w:r>
     </w:p>
     <w:p>
@@ -8825,7 +8891,7 @@
         <w:pStyle w:val="FirstParagraph"/>
       </w:pPr>
       <w:r>
-        <w:t xml:space="preserve">아래 규약은 최종 공동 회신을 반영했다. 문서/IDL 반영 여부와 장비 수치는 별도 열로 관리한다. 데이터 예시는 형식 예시이며 실측 결과가 아니다.</w:t>
+        <w:t xml:space="preserve">아래 규약은 최종 공동 회신을 반영했다. 문서/IDL 반영 여부와 장비 수치는 별도 열로 관리한다. 데이터 예시는 형식 예시이며 실측 결과가 아니다. 토픽·서비스 이름은 main topics.md 기준이며 "(미반영)"은 합의만 있고 main 문서·IDL에 없는 이름이다. IC↔SYS 연결: IC-VISION-01~04→SYS-IF-001, IC-PICK-01→SYS-IF-002, IC-ROBOT-01~03·IC-DEVICE-01→SYS-IF-003, IC-RESULT-01·IC-DB-01·IC-STATS-01→SYS-IF-004, IC-CMD-01·IC-VOICE-01→SYS-IF-005, IC-STATE-01·IC-MQTT-01→SYS-IF-006, IC-CONFIG-01→SYS-IF-007, IC-OPTION-01→SYS-OP-001/002. 모든 IC는 SYS-IF-008의 버전 관리 대상이다.</w:t>
       </w:r>
     </w:p>
     <w:tbl>
@@ -8980,7 +9046,7 @@
                 <w:rFonts w:ascii="Noto Sans CJK KR" w:hAnsi="Noto Sans CJK KR" w:eastAsia="Noto Sans CJK KR"/>
                 <w:sz w:val="17"/>
               </w:rPr>
-              <w:t xml:space="preserve">camera→tracker, Image/CameraInfo</w:t>
+              <w:t xml:space="preserve">camera→tracker, /camera/color/image_raw·camera_info Image/CameraInfo</w:t>
             </w:r>
           </w:p>
         </w:tc>
@@ -9067,7 +9133,7 @@
                 <w:rFonts w:ascii="Noto Sans CJK KR" w:hAnsi="Noto Sans CJK KR" w:eastAsia="Noto Sans CJK KR"/>
                 <w:sz w:val="17"/>
               </w:rPr>
-              <w:t xml:space="preserve">tracker→manager/servo, BoxTrack</w:t>
+              <w:t xml:space="preserve">tracker→manager/servo, /voss/vision/box BoxTrack 30Hz</w:t>
             </w:r>
           </w:p>
         </w:tc>
@@ -9154,7 +9220,7 @@
                 <w:rFonts w:ascii="Noto Sans CJK KR" w:hAnsi="Noto Sans CJK KR" w:eastAsia="Noto Sans CJK KR"/>
                 <w:sz w:val="17"/>
               </w:rPr>
-              <w:t xml:space="preserve">tracker→reader, LabelCrop</w:t>
+              <w:t xml:space="preserve">tracker→reader, /voss/vision/label_crop LabelCrop</w:t>
             </w:r>
           </w:p>
         </w:tc>
@@ -9241,7 +9307,7 @@
                 <w:rFonts w:ascii="Noto Sans CJK KR" w:hAnsi="Noto Sans CJK KR" w:eastAsia="Noto Sans CJK KR"/>
                 <w:sz w:val="17"/>
               </w:rPr>
-              <w:t xml:space="preserve">reader→manager, LabelRead/ReadLabel</w:t>
+              <w:t xml:space="preserve">reader→manager, /voss/vision/label LabelRead·/voss/vision/read_label ReadLabel</w:t>
             </w:r>
           </w:p>
         </w:tc>
@@ -9328,7 +9394,7 @@
                 <w:rFonts w:ascii="Noto Sans CJK KR" w:hAnsi="Noto Sans CJK KR" w:eastAsia="Noto Sans CJK KR"/>
                 <w:sz w:val="17"/>
               </w:rPr>
-              <w:t xml:space="preserve">manager↔servo, TrackAndGrasp</w:t>
+              <w:t xml:space="preserve">manager↔servo, /voss/servo/track_and_grasp TrackAndGrasp</w:t>
             </w:r>
           </w:p>
         </w:tc>
@@ -9415,7 +9481,7 @@
                 <w:rFonts w:ascii="Noto Sans CJK KR" w:hAnsi="Noto Sans CJK KR" w:eastAsia="Noto Sans CJK KR"/>
                 <w:sz w:val="17"/>
               </w:rPr>
-              <w:t xml:space="preserve">servo→gateway, TwistStamped</w:t>
+              <w:t xml:space="preserve">servo→gateway, /voss/robot/servo_cmd TwistStamped 30Hz·best_effort/volatile/1</w:t>
             </w:r>
           </w:p>
         </w:tc>
@@ -9502,7 +9568,7 @@
                 <w:rFonts w:ascii="Noto Sans CJK KR" w:hAnsi="Noto Sans CJK KR" w:eastAsia="Noto Sans CJK KR"/>
                 <w:sz w:val="17"/>
               </w:rPr>
-              <w:t xml:space="preserve">gateway→vision/servo, PoseStamped</w:t>
+              <w:t xml:space="preserve">gateway→vision/servo, /voss/robot/pose PoseStamped ~50Hz</w:t>
             </w:r>
           </w:p>
         </w:tc>
@@ -9589,7 +9655,7 @@
                 <w:rFonts w:ascii="Noto Sans CJK KR" w:hAnsi="Noto Sans CJK KR" w:eastAsia="Noto Sans CJK KR"/>
                 <w:sz w:val="17"/>
               </w:rPr>
-              <w:t xml:space="preserve">manager/servo↔gateway, MoveToZone/Gripper/stop/RobotState</w:t>
+              <w:t xml:space="preserve">manager/servo↔gateway, /voss/robot/move_to_zone·/voss/robot/gripper·/voss/robot/stop(미반영)·/voss/robot/state(미반영)</w:t>
             </w:r>
           </w:p>
         </w:tc>
@@ -9676,7 +9742,7 @@
                 <w:rFonts w:ascii="Noto Sans CJK KR" w:hAnsi="Noto Sans CJK KR" w:eastAsia="Noto Sans CJK KR"/>
                 <w:sz w:val="17"/>
               </w:rPr>
-              <w:t xml:space="preserve">voice/HMI→manager, Intent/Command</w:t>
+              <w:t xml:space="preserve">voice/HMI→manager, /voss/voice/intent Intent·/voss/sort/command Command</w:t>
             </w:r>
           </w:p>
         </w:tc>
@@ -9763,7 +9829,7 @@
                 <w:rFonts w:ascii="Noto Sans CJK KR" w:hAnsi="Noto Sans CJK KR" w:eastAsia="Noto Sans CJK KR"/>
                 <w:sz w:val="17"/>
               </w:rPr>
-              <w:t xml:space="preserve">manager/intent_parser→speech_out, String</w:t>
+              <w:t xml:space="preserve">manager/intent_parser→speech_out, /voss/voice/say String</w:t>
             </w:r>
           </w:p>
         </w:tc>
@@ -9850,7 +9916,7 @@
                 <w:rFonts w:ascii="Noto Sans CJK KR" w:hAnsi="Noto Sans CJK KR" w:eastAsia="Noto Sans CJK KR"/>
                 <w:sz w:val="17"/>
               </w:rPr>
-              <w:t xml:space="preserve">manager/gateway/logger→소비자</w:t>
+              <w:t xml:space="preserve">manager/gateway/logger→소비자, /voss/sort/state·/voss/robot/state(미반영)·/voss/log/status</w:t>
             </w:r>
           </w:p>
         </w:tc>
@@ -9937,7 +10003,7 @@
                 <w:rFonts w:ascii="Noto Sans CJK KR" w:hAnsi="Noto Sans CJK KR" w:eastAsia="Noto Sans CJK KR"/>
                 <w:sz w:val="17"/>
               </w:rPr>
-              <w:t xml:space="preserve">manager→logger/HMI, SortResult</w:t>
+              <w:t xml:space="preserve">manager→logger/HMI, /voss/sort/result SortResult</w:t>
             </w:r>
           </w:p>
         </w:tc>
@@ -10024,7 +10090,7 @@
                 <w:rFonts w:ascii="Noto Sans CJK KR" w:hAnsi="Noto Sans CJK KR" w:eastAsia="Noto Sans CJK KR"/>
                 <w:sz w:val="17"/>
               </w:rPr>
-              <w:t xml:space="preserve">YAML/manager→소비자, params/ZoneMap</w:t>
+              <w:t xml:space="preserve">YAML/manager→소비자, params·/voss/sort/zone_map ZoneMap(transient_local)</w:t>
             </w:r>
           </w:p>
         </w:tc>
@@ -10198,7 +10264,7 @@
                 <w:rFonts w:ascii="Noto Sans CJK KR" w:hAnsi="Noto Sans CJK KR" w:eastAsia="Noto Sans CJK KR"/>
                 <w:sz w:val="17"/>
               </w:rPr>
-              <w:t xml:space="preserve">bridge↔Spring↔React</w:t>
+              <w:t xml:space="preserve">bridge↔Spring↔React, MQTT voss/*</w:t>
             </w:r>
           </w:p>
         </w:tc>
@@ -10372,7 +10438,7 @@
                 <w:rFonts w:ascii="Noto Sans CJK KR" w:hAnsi="Noto Sans CJK KR" w:eastAsia="Noto Sans CJK KR"/>
                 <w:sz w:val="17"/>
               </w:rPr>
-              <w:t xml:space="preserve">gateway↔두산/RG2</w:t>
+              <w:t xml:space="preserve">gateway↔두산 /dsr01/*·RG2 Modbus</w:t>
             </w:r>
           </w:p>
         </w:tc>
@@ -10459,7 +10525,7 @@
                 <w:rFonts w:ascii="Noto Sans CJK KR" w:hAnsi="Noto Sans CJK KR" w:eastAsia="Noto Sans CJK KR"/>
                 <w:sz w:val="17"/>
               </w:rPr>
-              <w:t xml:space="preserve">선택명령↔manager/gateway</w:t>
+              <w:t xml:space="preserve">선택명령↔manager/gateway, /voss/sort/update_zone_map·/voss/robot/teach_zone</w:t>
             </w:r>
           </w:p>
         </w:tc>
@@ -10530,7 +10596,7 @@
         <w:pStyle w:val="BodyText"/>
       </w:pPr>
       <w:r>
-        <w:t xml:space="preserve">현재 main 에는 BoxTrack/LabelCrop/LabelRead/ReadLabel/ZoneMap/TrackAndGrasp/SortResult/SortState ready/MoveToZone mode·placed_stamp/Command 정정과 Stats 삭제가 확인된다. Intent.box_id는 PR #73, SortState.session_id·RobotState·Gripper 피드백·stop·RETURN_FAILED 문서는 후속 반영이다. 부록 C에 기준 commit과 상태를 기록한다.</w:t>
+        <w:t xml:space="preserve">현재 main 에는 BoxTrack/LabelCrop/LabelRead/ReadLabel/ZoneMap/TrackAndGrasp/SortResult/SortState ready/MoveToZone mode·placed_stamp/Command 정정과 Stats 삭제가 확인된다. Intent.box_id는 PR #73, SortState.session_id·RobotState·Gripper 피드백·stop·RETURN_FAILED 문서는 후속 반영이다. MQTT JSON(main mqtt.md는 초안)·view_pose·direction_base도 main에 없다. 부록 C에 기준 commit과 상태를 기록한다.</w:t>
       </w:r>
     </w:p>
     <w:bookmarkEnd w:id="94"/>
@@ -10607,7 +10673,7 @@
         <w:t xml:space="preserve">position_base/position_valid/position_source/calib_version</w:t>
       </w:r>
       <w:r>
-        <w:t xml:space="preserve">을 추가했다. source 상수는 NONE=0, OBSERVE_HOMOGRAPHY=1, HAND_EYE=2다. 소비자는 msg 상수로 비교한다. 미검출 프레임에는 발행하지 않으며,</w:t>
+        <w:t xml:space="preserve">을 추가했다. source 상수는 SOURCE_NONE=0, SOURCE_OBSERVE_HOMOGRAPHY=1, SOURCE_HAND_EYE=2다. 소비자는 msg 상수로 비교한다. 미검출 프레임에는 발행하지 않으며,</w:t>
       </w:r>
       <w:r>
         <w:t xml:space="preserve"> </w:t>
@@ -11115,7 +11181,7 @@
         <w:pStyle w:val="FirstParagraph"/>
       </w:pPr>
       <w:r>
-        <w:t xml:space="preserve">고정 observe 호모그래피는 카메라가 관측 자세에 정지한 경우에만 사용한다. 이동 중에는 촬영 시각의 TCP pose 이력,</w:t>
+        <w:t xml:space="preserve">고정 observe 호모그래피는 카메라가 관측 자세에 정지한 경우에만 사용한다. 호모그래피 파일(config/belt_homography.yaml)과 position_valid=false 조건은 열린 PR #48 calibration.md에서 정한다. 이동 중에는 촬영 시각의 TCP pose 이력,</w:t>
       </w:r>
       <w:r>
         <w:t xml:space="preserve"> </w:t>
@@ -11159,7 +11225,7 @@
         <w:t xml:space="preserve">LabelRead.stamp</w:t>
       </w:r>
       <w:r>
-        <w:t xml:space="preserve">까지 보존한다. manager는 현재 트랙과 단계 시작 이후의 결과만 채택한다.</w:t>
+        <w:t xml:space="preserve">까지 보존한다. manager는 현재 트랙과 단계 시작 이후의 결과만 채택한다. 열린 PR #76은 min_hits=5(약 0.17 s) 검출된 확정 트랙만 발행하고 발행 ID가 건너뛸 수 있다고 정한다. 머지되면 첫 BoxTrack 촬영 시각(started_at·t_detect)이 그만큼 늦어지므로 cycle 정의(TBD-025)와 함께 확인한다.</w:t>
       </w:r>
     </w:p>
     <w:p>
@@ -12160,7 +12226,7 @@
         <w:t xml:space="preserve">call_async</w:t>
       </w:r>
       <w:r>
-        <w:t xml:space="preserve">로 닫힘 응답을 기다리는 동안 추종을 유지한다. 같은 RG2 자원의 중복 요청은 BUSY로 거부하며, 이전 goal/attempt의 늦은 응답은 해당 future를 식별해 버린다. 요청에 attempt 필드를 추가하지 않는다.</w:t>
+        <w:t xml:space="preserve">로 닫힘 응답을 기다리는 동안 추종을 유지한다. 같은 RG2 자원의 중복 요청은 BUSY로 거부하며, 이전 goal/attempt의 늦은 응답은 해당 future를 식별해 버린다. 요청에 attempt 필드를 추가하지 않는다. 늦은 응답을 버리는 것과 별개로 gateway에서 진행 중인 동작의 종료·자원 해제를 확인한다.</w:t>
       </w:r>
     </w:p>
     <w:p>
@@ -12186,7 +12252,7 @@
         <w:pStyle w:val="FirstParagraph"/>
       </w:pPr>
       <w:r>
-        <w:t xml:space="preserve">ROS pose와 servo_cmd는 실제 TCP 기준이다. pose는</w:t>
+        <w:t xml:space="preserve">ROS pose(/voss/robot/pose)와 servo_cmd(/voss/robot/servo_cmd)는 실제 TCP 기준이다. pose는</w:t>
       </w:r>
       <w:r>
         <w:t xml:space="preserve"> </w:t>
@@ -12198,7 +12264,7 @@
         <w:t xml:space="preserve">base_link</w:t>
       </w:r>
       <w:r>
-        <w:t xml:space="preserve">·m·quaternion, Twist는 m/s·rad/s를 사용한다. zones/observe_pose는 플랜지 mm·deg 원본을 유지한다. 등록 TCP와 두산 ZYZ/native 단위 변환은 gateway만 수행하며 servo가 TCP 오프셋을 중복 적용하지 않는다. G0는 고정 파지 자세·각속도0을 사용한다.</w:t>
+        <w:t xml:space="preserve">·m·quaternion, Twist는 m/s·rad/s를 사용한다. zones/observe_pose는 플랜지 mm·deg 원본을 유지한다. 등록 TCP와 두산 ZYZ/native 단위 변환은 gateway만 수행하며 servo가 TCP 오프셋을 중복 적용하지 않는다. G0는 고정 파지 자세·각속도0을 사용한다. 회전 명령을 쓰면 TCP 선속도가 servo 명령값과 맞도록 보정하는 책임은 gateway다. base_link와 두산 Base 원점·축의 일치는 T32(김학민)에서 검증한다.</w:t>
       </w:r>
     </w:p>
     <w:p>
@@ -12206,7 +12272,7 @@
         <w:pStyle w:val="BodyText"/>
       </w:pPr>
       <w:r>
-        <w:t xml:space="preserve">두산 서비스 조회·명령은 gateway의 단일 직렬 경로를 사용한다. 스트리밍은 서비스 큐 밖에서 최신 목표 하나만 유지하고 옛 목표를 누적하지 않는다. RG2 자원은 로봇 모션과 분리하며 stop을 우선 처리한다. 실제 제어 경로·타입·지원 버전·주기·적용 proxy·동시성은 F-02에서 검증한다.</w:t>
+        <w:t xml:space="preserve">두산 서비스 조회·명령은 gateway의 단일 직렬 경로를 사용한다. 스트리밍은 서비스 큐 밖에서 최신 목표 하나만 유지하고 옛 목표를 누적하지 않는다. RG2 자원은 로봇 모션과 분리하며 stop을 우선 처리한다. 모션 자원은 한 번에 하나만 소유한다. servo_cmd 추종과 MoveToZone을 동시에 실행하지 않으며, 같은 자원의 두 번째 명령(예: MoveToZone 중 servo_cmd, 닫는 중 다시 닫기)은 BUSY로 거부한다(#53 MC-013). 실제 제어 경로·타입·지원 버전·주기·적용 proxy·동시성은 F-02에서 검증한다.</w:t>
       </w:r>
     </w:p>
     <w:p>
@@ -12214,7 +12280,7 @@
         <w:pStyle w:val="BodyText"/>
       </w:pPr>
       <w:r>
-        <w:t xml:space="preserve">MoveToZone 요청은 zone/slot/mode다. zone은 A/B/C/RECHECK/HOLD/OBSERVE이며 빈 mode는 PLACE다. PLACE는 놓기→상승→OBSERVE 복귀 후 응답한다. VIEW는 해당 view_pose로 이동만 하고, PICK은 해당 slot에서 확보한 뒤 안전 높이로 상승만 한다. OBSERVE는 observe_pose를 사용하며 slot을 무시한다.</w:t>
+        <w:t xml:space="preserve">MoveToZone 요청은 zone/slot/mode다. zone은 A/B/C/RECHECK/HOLD/OBSERVE이며 빈 mode는 PLACE다. PLACE는 놓기→상승→OBSERVE 복귀 후 응답한다. VIEW는 해당 view_pose로 이동만 하고, PICK은 해당 slot에서 확보한 뒤 안전 높이로 상승만 한다. OBSERVE는 observe_pose를 사용한다. VIEW·OBSERVE는 slot을 무시한다. 서비스는 /voss/robot/move_to_zone이다. view_pose(zones.recheck.view_pose)는 아직 voss_config 스키마에 없고 교시 전이다(main 미반영, F-10). 작업대 PICK 높이는 놓기 높이(박스 밑면 +5mm)가 아니라 파지 높이(핑거 끝 = 박스 밑면 +8mm)이며, PICK 성공 판정은 MC-012와 같은 피드백(grip_detected+보고 폭)이다. 재확인 경로에서 VIEW·ReadLabel이 실패하면 질문 경로로, PICK이 실패하면 HELD(박스는 재확인 구역에 남기고 사람 확인)로 간다(#51 MC-017). MoveToZone은 항상 현재 x,y에서 플랜지 z≥446.6mm까지 수직 상승한 뒤 수평 이동한다(#51 MC-015, T35).</w:t>
       </w:r>
     </w:p>
     <w:p>
@@ -12542,7 +12608,7 @@
         <w:t xml:space="preserve">ok=false/message=RETURN_FAILED</w:t>
       </w:r>
       <w:r>
-        <w:t xml:space="preserve">와 placed_stamp 유지로 구분한다. 개방 전 실패는 placed_stamp=0이다. 이때 manager의 최종 업무 outcome/reason과 slot 점유는 TBD-007/016에서 정합한다. 응답 유실 시 상태 확인 없이 자동 재호출하지 않는다.</w:t>
+        <w:t xml:space="preserve">와 placed_stamp 유지로 구분한다. 개방 전 실패는 placed_stamp=0이다. 이때 manager의 최종 업무 outcome/reason과 slot 점유는 TBD-007/016에서 정합한다. 응답 유실 시 상태 확인 없이 자동 재호출하지 않는다. RETURN_FAILED와 개방 전 실패의 placed_stamp=0 의미는 main MoveToZone.srv 주석에 아직 없다(김학민 T32 후속 PR).</w:t>
       </w:r>
     </w:p>
     <w:p>
@@ -12550,7 +12616,7 @@
         <w:pStyle w:val="BodyText"/>
       </w:pPr>
       <w:r>
-        <w:t xml:space="preserve">최신 grid는 X방향 한 줄로 ABC3×1(중심−60/0/+60mm), RECHECK/HOLD2×1(X±30mm), pitch60mm다. manager가 적재 성공 확인 후 카운터를 증가한다. RETURN_FAILED와 확인 불가 실패의 슬롯 재사용/점유 처리는 F-06/07에서 정한다. 가득 찬 구역은 PAUSED→사람이 비움 확인→reset_zone→resume이다. 물리 2칸과 최종 회신의 구역별 누적3 표기는 TBD-016에서 정합하며 범위 밖 slot을 사용하지 않는다.</w:t>
+        <w:t xml:space="preserve">최신 grid는 X방향 한 줄로 ABC3×1(중심−60/0/+60mm), RECHECK/HOLD2×1(X±30mm), pitch60mm다. manager가 slot 카운터를 소유하며 PLACED 성공 응답 후에만 증가한다. 개방 전 실패(placed_stamp=0)이면 같은 slot을 재사용하고, 카운터는 IDLE에서 start(새 session)할 때 0으로 초기화한다(#51 MC-018). RETURN_FAILED와 확인 불가 실패의 슬롯 재사용/점유 처리는 F-06/07에서 정한다. 가득 찬 구역은 PAUSED→사람이 비움 확인→reset_zone→resume이다. 물리 2칸과 최종 회신의 구역별 누적3 표기는 TBD-016에서 정합하며 범위 밖 slot을 사용하지 않는다.</w:t>
       </w:r>
     </w:p>
     <w:p>
@@ -12566,19 +12632,19 @@
         <w:pStyle w:val="BodyText"/>
       </w:pPr>
       <w:r>
-        <w:t xml:space="preserve">stop은</w:t>
-      </w:r>
-      <w:r>
-        <w:t xml:space="preserve"> </w:t>
+        <w:t xml:space="preserve">stop은 /voss/robot/stop(std_srvs/srv/Trigger, robot_gateway 제공)이다. main topics.md·IDL에는 아직 없다(김학민 T32 후속 PR).</w:t>
+      </w:r>
+      <w:r>
+        <w:t xml:space="preserve"/>
       </w:r>
       <w:r>
         <w:rPr>
           <w:rStyle w:val="VerbatimChar"/>
         </w:rPr>
-        <w:t xml:space="preserve">std_srvs/Trigger</w:t>
-      </w:r>
-      <w:r>
-        <w:t xml:space="preserve">다. gateway가 신규 작업·servo_cmd를 막고 두산 move_stop(Quick stop)을 요청한다. 정상 응답은 success=true, 응답 없음/오류는 false와 TIMEOUT/DEVICE_ERROR다. 별도 STOP_UNCONFIRMED enum·자동 정지 판별을 추가하지 않는 최종 최소안이다. 요청 정상 응답을 물리 정지 지연·거리의 보장으로 사용하지 않는다.</w:t>
+        <w:t xml:space="preserve"/>
+      </w:r>
+      <w:r>
+        <w:t xml:space="preserve"> gateway가 신규 작업·servo_cmd를 막고 두산 move_stop(Quick stop)을 요청한다. 정상 응답은 success=true, 응답 없음/오류는 false와 TIMEOUT/DEVICE_ERROR다. 별도 STOP_UNCONFIRMED enum·자동 정지 판별을 추가하지 않는 최종 최소안이다. 요청 정상 응답을 물리 정지 지연·거리의 보장으로 사용하지 않는다. 호출 순서는 #50에서 manager가 stop 호출→action cancel→PAUSED로, #53에서 servo가 cancel 때 gateway에 정지를 요청하고 정상 응답 뒤 CANCELED를 반환하는 것으로 회신됐다. manager·servo가 모두 부를 때의 중복 호출 허용과 순서는 TBD-017/F-04에서 확정한다.</w:t>
       </w:r>
     </w:p>
     <w:p>
@@ -12586,7 +12652,7 @@
         <w:pStyle w:val="BodyText"/>
       </w:pPr>
       <w:r>
-        <w:t xml:space="preserve">servo는 cancel 때 명령 발행을 멈춘다. gateway의 독립 명령 만료 감시는 실측·검토한 설정값을 사용한다. watchdog200ms·최대 정지 지연/거리·gateway 종료 시 동작은 F-04 시험 대상이다. 정지 요청 실패는 action ABORTED+DEVICE_ERROR·상세 로그·manager PAUSED로 연결하며 사람이 로봇을 확인한 뒤 수동 재개한다. 보유 박스 자동 개방은 금지한다.</w:t>
+        <w:t xml:space="preserve">servo는 cancel 때 명령 발행을 멈춘다. gateway의 독립 servo_cmd 명령 만료 watchdog은 실측·검토한 설정값을 사용한다. watchdog 200ms(제안값, 100ms 관측 지연 목표와 별개)·최대 정지 지연/거리·gateway 종료 시 동작은 F-04 시험 대상이다. 정지 요청 실패는 action ABORTED+DEVICE_ERROR·상세 로그·manager PAUSED로 연결하며 사람이 로봇을 확인한 뒤 수동 재개한다. 보유 박스 자동 개방은 금지한다.</w:t>
       </w:r>
     </w:p>
     <w:bookmarkEnd w:id="97"/>
@@ -12604,7 +12670,7 @@
         <w:pStyle w:val="FirstParagraph"/>
       </w:pPr>
       <w:r>
-        <w:t xml:space="preserve">manager가 ROBOT/SERVO/VISION/OCR/LOG의 준비를 모아 판단한다. 서비스/서버 존재만으로 준비를 단정하지 않고 실제 처리 가능성·설정/calib 유효성·상태 신선도를 확인한다. 박스 미검출과 비전 장애를 구분한다. 미준비 start는 ready/not_ready와 거부 사유를 제공한다. A 단계에서 음성 준비를 필수 start 조건으로 추가하지 않는다.</w:t>
+        <w:t xml:space="preserve">manager가 ROBOT/SERVO/VISION/OCR/LOG의 준비를 모아 판단한다. 서비스/서버 존재만으로 준비를 단정하지 않고 실제 처리 가능성·설정/calib 유효성·상태 신선도를 확인한다. 박스 미검출과 비전 장애를 구분한다. 미준비 start는 ready/not_ready와 거부 사유를 제공한다. A 단계에서 음성 준비를 필수 start 조건으로 추가하지 않는다. main voss_msgs.md의 ROBOT 임시 판정("pose 0.5 s 이내 + move_to_zone 서비스 존재")은 RobotState가 main에 들어오기 전까지만 쓰는 과도 조건이며, RobotState 반영 때 이 기준으로 바꾼다(남현지·김학민).</w:t>
       </w:r>
     </w:p>
     <w:p>
@@ -12612,7 +12678,7 @@
         <w:pStyle w:val="BodyText"/>
       </w:pPr>
       <w:r>
-        <w:t xml:space="preserve">RobotState는 header/connected/state/action/gripper_width_mm/error_code/detail이다. state는 READY/BUSY/STOPPED/ERROR, 상태 변경 때와2Hz로 reliable/transient_local/depth1 발행한다. hmi_bridge가 직접 구독해 MQTT robot으로 전달한다. 미수신 또는3초 이상 무갱신이면 HMI는 UNKNOWN을 표시한다. ESTOP는 ERROR+error_code=ESTOP다. 그리퍼 폭은 보고값으로 표시한다.</w:t>
+        <w:t xml:space="preserve">RobotState(/voss/robot/state)는 header/connected/state/action/gripper_width_mm/error_code/detail이다(#55 합의, main 문서·IDL·QoS 표 미반영, 김학민 T32 PR). state는 READY/BUSY/STOPPED/ERROR, 상태 변경 때와2Hz로 reliable/transient_local/depth1 발행한다. hmi_bridge가 직접 구독해 MQTT robot으로 전달한다. 미수신 또는3초 이상 무갱신이면 HMI는 UNKNOWN을 표시한다. ESTOP는 ERROR+error_code=ESTOP다. 그리퍼 폭은 보고값으로 표시한다.</w:t>
       </w:r>
     </w:p>
     <w:p>
@@ -12620,7 +12686,7 @@
         <w:pStyle w:val="BodyText"/>
       </w:pPr>
       <w:r>
-        <w:t xml:space="preserve">logger 상태는 STARTING/OK/DB_ERROR/SPOOL_FULL, 1Hz reliable/depth1이다. STARTING 또는3초 무수신이면 LOG 미준비다. 운전 중 DB_ERROR/SPOOL_FULL은 경고하고 manager 운전은 비차단으로 유지한다. 자동 PAUSED로 바꾸지 않는다. 정상 G0의 DB commit·조회 성공은 별도 수락 조건이다.</w:t>
+        <w:t xml:space="preserve">logger 상태(/voss/log/status)는 STARTING/OK/DB_ERROR/SPOOL_FULL, 1Hz reliable/depth1이다. STARTING 또는3초 무수신이면 LOG 미준비다. 운전 중 DB_ERROR/SPOOL_FULL은 경고하고 manager 운전은 비차단으로 유지한다. 자동 PAUSED로 바꾸지 않는다. 정상 G0의 DB commit·조회 성공은 별도 수락 조건이다.</w:t>
       </w:r>
     </w:p>
     <w:tbl>
@@ -13113,7 +13179,7 @@
         <w:pStyle w:val="BodyText"/>
       </w:pPr>
       <w:r>
-        <w:t xml:space="preserve">Command 응답은 접수/거부다. 실제 완료는 SortState/SortResult로 확인한다. Intent.type은 소문자, zone/result 값은 대문자다. Intent.box_id는 원래 투입 ID이며 answer에 사용한다. 음성은 발화 시작 시점의 질문과 box_id를 연결한다. query_history는 manager를 거치지 않고 intent_parser/웹→Spring REST로 직접 보낸다.</w:t>
+        <w:t xml:space="preserve">Command(/voss/sort/command) 응답은 접수/거부다. 실제 완료는 SortState/SortResult로 확인한다. Intent.type은 소문자, zone/result 값은 대문자다. Intent.box_id는 원래 투입 ID이며 answer에 사용한다. 음성은 발화 시작 시점의 질문과 box_id를 연결한다. query_history는 manager를 거치지 않고 intent_parser/웹→Spring REST로 직접 보낸다. 음성 stop은 LLM 호출 전 로컬 키워드 매칭으로 바로 발행하며 FastAPI·zone_map 수신을 기다리지 않는다(PR #73). 경계별 필드 이름은 Command.srv command/arg(문자열), Intent type, MQTT/REST type/args(객체, PR #68)이며, bridge의 args→arg 변환(answer는 &lt;box_id&gt;|&lt;동 또는 HOLD&gt;)은 F-11에서 확정한다.</w:t>
       </w:r>
     </w:p>
     <w:p>
@@ -13129,7 +13195,7 @@
         <w:pStyle w:val="BodyText"/>
       </w:pPr>
       <w:r>
-        <w:t xml:space="preserve">say(String) 발행자는 manager와 intent_parser다. 각자가 자기 이벤트의 중복을 억제하며 다른 박스의 같은 문장은 각각 발행한다. speech_out은 FIFO, G0에는 끼어들기 없음이다. TTS 엔진·우선 재생·half-duplex는 B 후속이며 발행 시각과 실제 재생 시작/완료 로그를 구분한다.</w:t>
+        <w:t xml:space="preserve">say(/voss/voice/say, String) 발행자는 manager와 intent_parser다. 각자가 자기 이벤트의 중복을 억제하며 다른 박스의 같은 문장은 각각 발행한다. speech_out은 FIFO, G0에는 끼어들기 없음이다. TTS 엔진·우선 재생·half-duplex는 B 후속이며 발행 시각과 실제 재생 시작/완료 로그를 구분한다.</w:t>
       </w:r>
     </w:p>
     <w:p>
@@ -13137,7 +13203,7 @@
         <w:pStyle w:val="BodyText"/>
       </w:pPr>
       <w:r>
-        <w:t xml:space="preserve">MQTT state/result/command/ack는 QoS1 비retained, zone_map은 QoS1 retained, robot은 QoS0 비retained다. command JSON은 command_id/type/args/raw_text/sent_at이며 bridge가 canonical Command로 변환한다. ack는 command_id/ok/message/acked_at이다. 같은 ID는10분간 중복 실행을 억제하며30초 지난 명령은 EXPIRED로 거부한다. 시각은 ISO8601+09:00이다.</w:t>
+        <w:t xml:space="preserve">MQTT state/result/command/ack는 QoS1 비retained, zone_map은 QoS1 retained, robot은 QoS0 비retained다. command JSON은 command_id/type/args/raw_text/sent_at이며 bridge가 canonical Command로 변환한다. ack는 command_id/ok/message/acked_at이다. 같은 ID는10분간 중복 실행을 억제하며30초 지난 명령은 EXPIRED로 거부한다. 시각은 ISO8601+09:00이다. 이 값은 MC-026 합의이며 main mqtt.md는 아직 초안(토픽 4개·{"command","arg"})이다. 최종 JSON·ACL·Mosquitto 위치는 정의석 #20(10/08)에서 확정한다.</w:t>
       </w:r>
     </w:p>
     <w:p>
@@ -13575,7 +13641,7 @@
         <w:pStyle w:val="BodyText"/>
       </w:pPr>
       <w:r>
-        <w:t xml:space="preserve">빈값은 빈 문자열/0 또는 DB NULL로 명시하고 추정하지 않는다. started_at의 영 시각은 NULL이다. finished_at 미상 처리와 제안 DDL의 NOT NULL 제약은 F-08에서 정합한다. NO_ANSWER는 NONE/HELD, 비대상 PASSED는 처리 수에서 제외한다.</w:t>
+        <w:t xml:space="preserve">빈값은 빈 문자열/0 또는 DB NULL로 명시하고 추정하지 않는다. started_at의 영 시각은 NULL이다. finished_at 미상 처리와 제안 DDL의 NOT NULL 제약은 F-08에서 정합한다. NO_ANSWER는 NONE/HELD, 비대상 PASSED는 처리 수에서 제외한다. reason 허용값은 main SortResult.msg 주석("" / LOW_CONF / NO_ANSWER / NON_TARGET / STOPPED / DEVICE_ERROR / TrackAndGrasp reason)을 따른다.</w:t>
       </w:r>
     </w:p>
     <w:p>
@@ -13902,7 +13968,7 @@
         <w:pStyle w:val="BodyText"/>
       </w:pPr>
       <w:r>
-        <w:t xml:space="preserve">manager는 PLACE 응답 후 box_id당 최종 SortResult1건을 발행하며 DB commit을 기다리지 않는다. logger는 commit 성공 반환 직후 event=db_committed/box_id/committed_at/rows 로그를 남긴다. 동일 box_id를 별도 SELECT하고 필드·물리 적재·복귀를 대조해야 G0다. commit 로그는 호스트에서 관측한 확인 시각이며 DB 내부 commit의 정밀 시각을 보장하지 않는다.</w:t>
+        <w:t xml:space="preserve">manager는 PLACE 응답 후 box_id당 최종 SortResult1건을 /voss/sort/result로 발행하며 DB commit을 기다리지 않는다. logger는 commit 성공 반환 직후 event=db_committed/box_id/committed_at/rows 로그를 남긴다. 동일 box_id를 별도 SELECT하고 필드·물리 적재·복귀를 대조해야 G0다. commit 로그는 호스트에서 관측한 확인 시각이며 DB 내부 commit의 정밀 시각을 보장하지 않는다.</w:t>
       </w:r>
     </w:p>
     <w:p>
@@ -13975,7 +14041,7 @@
         <w:pStyle w:val="FirstParagraph"/>
       </w:pPr>
       <w:r>
-        <w:t xml:space="preserve">공유 원본은 config/voss_config.yaml 하나이며 runtime writer는 manager다. bringup launch가 같은 snapshot을 파라미터로 전달하고 각 소비자가 version/sha256을 기록한다. 벨트 설정은 speed_cmps=4.8, direction_base=[0.99992,-0.01292,0.0]이다. zones/observe는 플랜지 mm/deg, tcp_offset은 툴 좌표 mm다. 소비자는 로드 때 SI 변환·유효성 검사를 수행한다.</w:t>
+        <w:t xml:space="preserve">공유 원본은 config/voss_config.yaml 하나이며 runtime writer는 manager다. bringup launch가 같은 snapshot을 파라미터로 전달하고 각 소비자가 version/sha256을 기록한다(PR #64 머지 후 계약). 비전 컨테이너 노드는 읽기 전용으로 마운트한 파일을 직접 읽어 sha256을 계산하고, null 키는 파라미터로 넘기지 않는다(미선언=미측정). 공유 설정은 정지 상태에서만 바꾸며 같은 버전을 다시 적용하고 ready를 확인한 뒤 재개한다(#53 MC-009). 벨트 설정은 speed_cmps=4.8이다. 방향은 열린 PR #64가 direction_base=[0.99992,-0.01292,0.0] 단위벡터를 제안하며 main은 아직 direction_axis: "x"다. zones/observe는 플랜지 mm/deg, tcp_offset은 툴 좌표 mm다. 소비자는 로드 때 SI 변환·유효성 검사를 수행한다.</w:t>
       </w:r>
     </w:p>
     <w:p>
@@ -13983,7 +14049,7 @@
         <w:pStyle w:val="BodyText"/>
       </w:pPr>
       <w:r>
-        <w:t xml:space="preserve">servo 전용 Kp/높이/age/watchdog은 servo YAML로 관리한다. null은 미측정이며 필요한 값이 null인 기능은 미준비다. 의미 있는0은 유효하며 latency_offset_ms=0은 보정 없음이다. TCP 등록값과 설정을 기동 때 대조한다. main의 direction_axis 잔존과 열린 PR #64의 direction_base/null 규약 차이는 부록 C에서 추적한다.</w:t>
+        <w:t xml:space="preserve">servo 전용 Kp/높이/오프셋/age/watchdog(servo 입력 상실 판단)은 servo YAML로 관리하며 gateway의 servo_cmd 만료 watchdog(§5.6)과 별개다. null은 미측정이며 필요한 값이 null인 기능은 미준비다. 의미 있는0은 유효하며 latency_offset_ms=0은 보정 없음이다. TCP 등록값과 설정을 기동 때 대조한다. main의 direction_axis 잔존과 열린 PR #64의 direction_base/null 규약 차이는 부록 C에서 추적한다. main conventions.md의 "좌표계·단위는 두산 posx 기준 (mm, deg)" 문장도 ROS SI 규약과 충돌하므로 PR #64에서 함께 정정한다.</w:t>
       </w:r>
     </w:p>
     <w:bookmarkEnd w:id="100"/>
@@ -14248,7 +14314,7 @@
         </w:numPr>
       </w:pPr>
       <w:r>
-        <w:t xml:space="preserve">v0.3 합의 반영: 전체 20건 중 19건 이상이며 API 오류/timeout도 전체 분모에 남긴다. API 정상 응답에 한정한 조건부 정확도는 별도다. 실패/무효/재시험 원본을 보존한다.</w:t>
+        <w:t xml:space="preserve">v0.3 합의 반영: 전체 20건 중 19건 이상이며 API 오류/timeout도 전체 분모에 남긴다. API 정상 응답에 한정한 조건부 정확도는 별도다. 허용 외 입력 거부 100%도 함께 판정한다(#54). "API 오류 2건 이상이면 그 회차 무효·전체 재시험" 규칙이 #54 11:41 정정 뒤에도 유효한지는 정의석 확인 대기다. 실패/무효/재시험 원본을 보존한다.</w:t>
       </w:r>
     </w:p>
     <w:p>
@@ -14302,7 +14368,7 @@
         </w:numPr>
       </w:pPr>
       <w:r>
-        <w:t xml:space="preserve">출처: NFR-04; 병후님 측정 정책</w:t>
+        <w:t xml:space="preserve">출처: NFR-04; #53·#54 측정 회신(MC-030/031)</w:t>
       </w:r>
     </w:p>
     <w:p>
@@ -14698,7 +14764,7 @@
         </w:numPr>
       </w:pPr>
       <w:r>
-        <w:t xml:space="preserve">v0.3 합의 반영: 상호 확인에서 HMI 1초 목표를 수용했다. manager 변경→DOM 전체와 bridge→DOM 부분을 구분한다. 시계를 보정하고 각 회차 상한·p95/최대를 기록하며 실측/수락은 별도다.</w:t>
+        <w:t xml:space="preserve">v0.3 합의 반영: 상호 확인에서 HMI 1초 목표를 수용했다. manager 변경→DOM 전체와 bridge→DOM 부분을 구분한다. HMI 측정 브라우저는 공용 PC에서 띄워 같은 시스템 시계를 쓰고(개인 PC 브라우저 수치는 참고용) 증거에 시계 원천을 적는다. 각 회차 상한·p95/최대를 기록하며 실측/수락은 별도다.</w:t>
       </w:r>
     </w:p>
     <w:p>
@@ -15107,7 +15173,7 @@
                 <w:rFonts w:ascii="Noto Sans CJK KR" w:hAnsi="Noto Sans CJK KR" w:eastAsia="Noto Sans CJK KR"/>
                 <w:sz w:val="18"/>
               </w:rPr>
-              <w:t xml:space="preserve">API 오류/timeout 도 전체 분모, 조건부 정확도 별도</w:t>
+              <w:t xml:space="preserve">API 오류/timeout 도 전체 분모, 조건부 정확도 별도. 허용 외 입력 거부 100%(#54)</w:t>
             </w:r>
           </w:p>
         </w:tc>
@@ -15131,7 +15197,7 @@
                 <w:rFonts w:ascii="Noto Sans CJK KR" w:hAnsi="Noto Sans CJK KR" w:eastAsia="Noto Sans CJK KR"/>
                 <w:sz w:val="18"/>
               </w:rPr>
-              <w:t xml:space="preserve">정상 cycle</w:t>
+              <w:t xml:space="preserve">STT</w:t>
             </w:r>
           </w:p>
         </w:tc>
@@ -15152,7 +15218,7 @@
                 <w:rFonts w:ascii="Noto Sans CJK KR" w:hAnsi="Noto Sans CJK KR" w:eastAsia="Noto Sans CJK KR"/>
                 <w:sz w:val="18"/>
               </w:rPr>
-              <w:t xml:space="preserve">첫 유효 촬영 t_detect→placed_stamp t_placed, 각 박스≤30 초</w:t>
+              <w:t xml:space="preserve">녹음 20개 중 정확≥18(90%)</w:t>
             </w:r>
           </w:p>
         </w:tc>
@@ -15173,7 +15239,7 @@
                 <w:rFonts w:ascii="Noto Sans CJK KR" w:hAnsi="Noto Sans CJK KR" w:eastAsia="Noto Sans CJK KR"/>
                 <w:sz w:val="18"/>
               </w:rPr>
-              <w:t xml:space="preserve">attempts1/OCR/PLACED 고정 필터·적재 proxy 영상 대조·평균/최대/원본</w:t>
+              <w:t xml:space="preserve">정답표 먼저 커밋, 녹음은 커밋 금지·경로만(#54 제안 분모)</w:t>
             </w:r>
           </w:p>
         </w:tc>
@@ -15197,7 +15263,7 @@
                 <w:rFonts w:ascii="Noto Sans CJK KR" w:hAnsi="Noto Sans CJK KR" w:eastAsia="Noto Sans CJK KR"/>
                 <w:sz w:val="18"/>
               </w:rPr>
-              <w:t xml:space="preserve">예외/human_wait</w:t>
+              <w:t xml:space="preserve">정상 cycle</w:t>
             </w:r>
           </w:p>
         </w:tc>
@@ -15218,7 +15284,7 @@
                 <w:rFonts w:ascii="Noto Sans CJK KR" w:hAnsi="Noto Sans CJK KR" w:eastAsia="Noto Sans CJK KR"/>
                 <w:sz w:val="18"/>
               </w:rPr>
-              <w:t xml:space="preserve">retry/recheck/operator/held/failed 별도</w:t>
+              <w:t xml:space="preserve">첫 유효 촬영 t_detect→placed_stamp t_placed, 각 박스≤30 초</w:t>
             </w:r>
           </w:p>
         </w:tc>
@@ -15239,7 +15305,7 @@
                 <w:rFonts w:ascii="Noto Sans CJK KR" w:hAnsi="Noto Sans CJK KR" w:eastAsia="Noto Sans CJK KR"/>
                 <w:sz w:val="18"/>
               </w:rPr>
-              <w:t xml:space="preserve">전체 시간/사람 대기/자동 구간 별도, 대기를 뺀 예외를 정상으로 재분류 금지</w:t>
+              <w:t xml:space="preserve">attempts1/OCR/PLACED 고정 필터·적재 proxy 영상 대조·평균/최대/원본</w:t>
             </w:r>
           </w:p>
         </w:tc>
@@ -15263,7 +15329,7 @@
                 <w:rFonts w:ascii="Noto Sans CJK KR" w:hAnsi="Noto Sans CJK KR" w:eastAsia="Noto Sans CJK KR"/>
                 <w:sz w:val="18"/>
               </w:rPr>
-              <w:t xml:space="preserve">TTS</w:t>
+              <w:t xml:space="preserve">예외/human_wait</w:t>
             </w:r>
           </w:p>
         </w:tc>
@@ -15284,7 +15350,7 @@
                 <w:rFonts w:ascii="Noto Sans CJK KR" w:hAnsi="Noto Sans CJK KR" w:eastAsia="Noto Sans CJK KR"/>
                 <w:sz w:val="18"/>
               </w:rPr>
-              <w:t xml:space="preserve">발화 종료→TTS 시작 각 회차≤3 초</w:t>
+              <w:t xml:space="preserve">retry/recheck/operator/held/failed 별도</w:t>
             </w:r>
           </w:p>
         </w:tc>
@@ -15305,7 +15371,7 @@
                 <w:rFonts w:ascii="Noto Sans CJK KR" w:hAnsi="Noto Sans CJK KR" w:eastAsia="Noto Sans CJK KR"/>
                 <w:sz w:val="18"/>
               </w:rPr>
-              <w:t xml:space="preserve">전 구간·실패/timeout 보존, p95/최대·재생 시작/완료 로그</w:t>
+              <w:t xml:space="preserve">전체 시간/사람 대기/자동 구간 별도, 대기를 뺀 예외를 정상으로 재분류 금지</w:t>
             </w:r>
           </w:p>
         </w:tc>
@@ -15329,7 +15395,7 @@
                 <w:rFonts w:ascii="Noto Sans CJK KR" w:hAnsi="Noto Sans CJK KR" w:eastAsia="Noto Sans CJK KR"/>
                 <w:sz w:val="18"/>
               </w:rPr>
-              <w:t xml:space="preserve">HMI</w:t>
+              <w:t xml:space="preserve">TTS</w:t>
             </w:r>
           </w:p>
         </w:tc>
@@ -15350,7 +15416,7 @@
                 <w:rFonts w:ascii="Noto Sans CJK KR" w:hAnsi="Noto Sans CJK KR" w:eastAsia="Noto Sans CJK KR"/>
                 <w:sz w:val="18"/>
               </w:rPr>
-              <w:t xml:space="preserve">manager 상태 변경→DOM 각 회차≤1 초</w:t>
+              <w:t xml:space="preserve">발화 종료→TTS 시작 각 회차≤3 초</w:t>
             </w:r>
           </w:p>
         </w:tc>
@@ -15371,7 +15437,7 @@
                 <w:rFonts w:ascii="Noto Sans CJK KR" w:hAnsi="Noto Sans CJK KR" w:eastAsia="Noto Sans CJK KR"/>
                 <w:sz w:val="18"/>
               </w:rPr>
-              <w:t xml:space="preserve">bridge→DOM은 부분 측정, 브라우저 시계 보정·전체 구간 증거 필요</w:t>
+              <w:t xml:space="preserve">20회(#54), 전 구간·실패/timeout 보존, p95/최대. 로그: speech_out say_received/tts_start/tts_end, intent_parser utterance_end/intent_published(monotonic+wall, 공용 PC 시계)</w:t>
             </w:r>
           </w:p>
         </w:tc>
@@ -15395,7 +15461,7 @@
                 <w:rFonts w:ascii="Noto Sans CJK KR" w:hAnsi="Noto Sans CJK KR" w:eastAsia="Noto Sans CJK KR"/>
                 <w:sz w:val="18"/>
               </w:rPr>
-              <w:t xml:space="preserve">서보</w:t>
+              <w:t xml:space="preserve">HMI</w:t>
             </w:r>
           </w:p>
         </w:tc>
@@ -15416,7 +15482,7 @@
                 <w:rFonts w:ascii="Noto Sans CJK KR" w:hAnsi="Noto Sans CJK KR" w:eastAsia="Noto Sans CJK KR"/>
                 <w:sz w:val="18"/>
               </w:rPr>
-              <w:t xml:space="preserve">목표 30Hz</w:t>
+              <w:t xml:space="preserve">manager 상태 변경→DOM 각 회차≤1 초</w:t>
             </w:r>
           </w:p>
         </w:tc>
@@ -15437,7 +15503,7 @@
                 <w:rFonts w:ascii="Noto Sans CJK KR" w:hAnsi="Noto Sans CJK KR" w:eastAsia="Noto Sans CJK KR"/>
                 <w:sz w:val="18"/>
               </w:rPr>
-              <w:t xml:space="preserve">발행/수신/실제 적용 또는 명시한 proxy·주기/지터/누락·통합 부하</w:t>
+              <w:t xml:space="preserve">상태 변경 20회+result 20회(#54). bridge→DOM은 부분 측정. 브라우저는 공용 PC에서 같은 시계를 쓰고 개인 PC 수치는 참고, 전체 구간 증거 필요</w:t>
             </w:r>
           </w:p>
         </w:tc>
@@ -15461,7 +15527,7 @@
                 <w:rFonts w:ascii="Noto Sans CJK KR" w:hAnsi="Noto Sans CJK KR" w:eastAsia="Noto Sans CJK KR"/>
                 <w:sz w:val="18"/>
               </w:rPr>
-              <w:t xml:space="preserve">관측 지연</w:t>
+              <w:t xml:space="preserve">DB 저장</w:t>
             </w:r>
           </w:p>
         </w:tc>
@@ -15482,7 +15548,7 @@
                 <w:rFonts w:ascii="Noto Sans CJK KR" w:hAnsi="Noto Sans CJK KR" w:eastAsia="Noto Sans CJK KR"/>
                 <w:sz w:val="18"/>
               </w:rPr>
-              <w:t xml:space="preserve">목표 capture→servo 소비≤100ms</w:t>
+              <w:t xml:space="preserve">정상 10·중복 5·장애 3·재기동 3</w:t>
             </w:r>
           </w:p>
         </w:tc>
@@ -15503,7 +15569,7 @@
                 <w:rFonts w:ascii="Noto Sans CJK KR" w:hAnsi="Noto Sans CJK KR" w:eastAsia="Noto Sans CJK KR"/>
                 <w:sz w:val="18"/>
               </w:rPr>
-              <w:t xml:space="preserve">capture→비전 발행도 별도, 평균/p95/최대/초과수·비율; p95 단독 합격 변경은 미승인</w:t>
+              <w:t xml:space="preserve">1:1·행 수 불변·DB_ERROR 표시·행 유지. 정상 commit·조회는 G0 전, 장애 시험은 10/09~11(#54 제안 분모)</w:t>
             </w:r>
           </w:p>
         </w:tc>
@@ -15527,7 +15593,7 @@
                 <w:rFonts w:ascii="Noto Sans CJK KR" w:hAnsi="Noto Sans CJK KR" w:eastAsia="Noto Sans CJK KR"/>
                 <w:sz w:val="18"/>
               </w:rPr>
-              <w:t xml:space="preserve">검출/1 차 OCR</w:t>
+              <w:t xml:space="preserve">서보</w:t>
             </w:r>
           </w:p>
         </w:tc>
@@ -15548,7 +15614,7 @@
                 <w:rFonts w:ascii="Noto Sans CJK KR" w:hAnsi="Noto Sans CJK KR" w:eastAsia="Noto Sans CJK KR"/>
                 <w:sz w:val="18"/>
               </w:rPr>
-              <w:t xml:space="preserve">BRD30Hz/≤300ms</w:t>
+              <w:t xml:space="preserve">목표 30Hz</w:t>
             </w:r>
           </w:p>
         </w:tc>
@@ -15569,7 +15635,7 @@
                 <w:rFonts w:ascii="Noto Sans CJK KR" w:hAnsi="Noto Sans CJK KR" w:eastAsia="Noto Sans CJK KR"/>
                 <w:sz w:val="18"/>
               </w:rPr>
-              <w:t xml:space="preserve">공용 PC 통합 부하 측정. 내부 20ms 검출/100ms 크롭 예산은 새 SYS 요구로 추가하지 않음</w:t>
+              <w:t xml:space="preserve">발행/수신/실제 적용 또는 명시한 proxy·주기/지터/누락·통합 부하</w:t>
             </w:r>
           </w:p>
         </w:tc>
@@ -15593,7 +15659,7 @@
                 <w:rFonts w:ascii="Noto Sans CJK KR" w:hAnsi="Noto Sans CJK KR" w:eastAsia="Noto Sans CJK KR"/>
                 <w:sz w:val="18"/>
               </w:rPr>
-              <w:t xml:space="preserve">최종적재</w:t>
+              <w:t xml:space="preserve">관측 지연</w:t>
             </w:r>
           </w:p>
         </w:tc>
@@ -15614,7 +15680,7 @@
                 <w:rFonts w:ascii="Noto Sans CJK KR" w:hAnsi="Noto Sans CJK KR" w:eastAsia="Noto Sans CJK KR"/>
                 <w:sz w:val="18"/>
               </w:rPr>
-              <w:t xml:space="preserve">서로 다른 10 물리 box 중≥8 올바른최종 구역</w:t>
+              <w:t xml:space="preserve">목표 capture→servo 소비≤100ms</w:t>
             </w:r>
           </w:p>
         </w:tc>
@@ -15635,7 +15701,7 @@
                 <w:rFonts w:ascii="Noto Sans CJK KR" w:hAnsi="Noto Sans CJK KR" w:eastAsia="Noto Sans CJK KR"/>
                 <w:sz w:val="18"/>
               </w:rPr>
-              <w:t xml:space="preserve">PASSED 재투입은 동일 실물 대장, FAILED 운영 처리 수는 성공 아님</w:t>
+              <w:t xml:space="preserve">capture→비전 발행도 별도, 평균/p95/최대/초과수·비율; p95 단독 합격 변경은 미승인</w:t>
             </w:r>
           </w:p>
         </w:tc>
@@ -15659,6 +15725,138 @@
                 <w:rFonts w:ascii="Noto Sans CJK KR" w:hAnsi="Noto Sans CJK KR" w:eastAsia="Noto Sans CJK KR"/>
                 <w:sz w:val="18"/>
               </w:rPr>
+              <w:t xml:space="preserve">검출/1 차 OCR</w:t>
+            </w:r>
+          </w:p>
+        </w:tc>
+        <w:tc>
+          <w:tcPr>
+            <w:tcW w:type="dxa" w:w="4339"/>
+            <w:vAlign w:val="top"/>
+          </w:tcPr>
+          <w:p>
+            <w:pPr>
+              <w:pStyle w:val="Compact"/>
+              <w:keepNext w:val="0"/>
+              <w:spacing w:before="40" w:after="60" w:line="259" w:lineRule="auto"/>
+              <w:jc w:val="left"/>
+            </w:pPr>
+            <w:r>
+              <w:rPr>
+                <w:rFonts w:ascii="Noto Sans CJK KR" w:hAnsi="Noto Sans CJK KR" w:eastAsia="Noto Sans CJK KR"/>
+                <w:sz w:val="18"/>
+              </w:rPr>
+              <w:t xml:space="preserve">BRD30Hz/≤300ms</w:t>
+            </w:r>
+          </w:p>
+        </w:tc>
+        <w:tc>
+          <w:tcPr>
+            <w:tcW w:type="dxa" w:w="3734"/>
+            <w:vAlign w:val="top"/>
+          </w:tcPr>
+          <w:p>
+            <w:pPr>
+              <w:pStyle w:val="Compact"/>
+              <w:keepNext w:val="0"/>
+              <w:spacing w:before="40" w:after="60" w:line="259" w:lineRule="auto"/>
+              <w:jc w:val="left"/>
+            </w:pPr>
+            <w:r>
+              <w:rPr>
+                <w:rFonts w:ascii="Noto Sans CJK KR" w:hAnsi="Noto Sans CJK KR" w:eastAsia="Noto Sans CJK KR"/>
+                <w:sz w:val="18"/>
+              </w:rPr>
+              <w:t xml:space="preserve">공용 PC 통합 부하 측정. 내부 20ms 검출/100ms 크롭 예산은 새 SYS 요구로 추가하지 않음</w:t>
+            </w:r>
+          </w:p>
+        </w:tc>
+      </w:tr>
+      <w:tr>
+        <w:trPr/>
+        <w:tc>
+          <w:tcPr>
+            <w:tcW w:type="dxa" w:w="2018"/>
+            <w:vAlign w:val="top"/>
+          </w:tcPr>
+          <w:p>
+            <w:pPr>
+              <w:pStyle w:val="Compact"/>
+              <w:keepNext w:val="0"/>
+              <w:spacing w:before="40" w:after="60" w:line="259" w:lineRule="auto"/>
+              <w:jc w:val="left"/>
+            </w:pPr>
+            <w:r>
+              <w:rPr>
+                <w:rFonts w:ascii="Noto Sans CJK KR" w:hAnsi="Noto Sans CJK KR" w:eastAsia="Noto Sans CJK KR"/>
+                <w:sz w:val="18"/>
+              </w:rPr>
+              <w:t xml:space="preserve">최종적재</w:t>
+            </w:r>
+          </w:p>
+        </w:tc>
+        <w:tc>
+          <w:tcPr>
+            <w:tcW w:type="dxa" w:w="4339"/>
+            <w:vAlign w:val="top"/>
+          </w:tcPr>
+          <w:p>
+            <w:pPr>
+              <w:pStyle w:val="Compact"/>
+              <w:keepNext w:val="0"/>
+              <w:spacing w:before="40" w:after="60" w:line="259" w:lineRule="auto"/>
+              <w:jc w:val="left"/>
+            </w:pPr>
+            <w:r>
+              <w:rPr>
+                <w:rFonts w:ascii="Noto Sans CJK KR" w:hAnsi="Noto Sans CJK KR" w:eastAsia="Noto Sans CJK KR"/>
+                <w:sz w:val="18"/>
+              </w:rPr>
+              <w:t xml:space="preserve">서로 다른 10 물리 box 중≥8 올바른최종 구역</w:t>
+            </w:r>
+          </w:p>
+        </w:tc>
+        <w:tc>
+          <w:tcPr>
+            <w:tcW w:type="dxa" w:w="3734"/>
+            <w:vAlign w:val="top"/>
+          </w:tcPr>
+          <w:p>
+            <w:pPr>
+              <w:pStyle w:val="Compact"/>
+              <w:keepNext w:val="0"/>
+              <w:spacing w:before="40" w:after="60" w:line="259" w:lineRule="auto"/>
+              <w:jc w:val="left"/>
+            </w:pPr>
+            <w:r>
+              <w:rPr>
+                <w:rFonts w:ascii="Noto Sans CJK KR" w:hAnsi="Noto Sans CJK KR" w:eastAsia="Noto Sans CJK KR"/>
+                <w:sz w:val="18"/>
+              </w:rPr>
+              <w:t xml:space="preserve">PASSED 재투입은 동일 실물 대장, FAILED 운영 처리 수는 성공 아님</w:t>
+            </w:r>
+          </w:p>
+        </w:tc>
+      </w:tr>
+      <w:tr>
+        <w:trPr/>
+        <w:tc>
+          <w:tcPr>
+            <w:tcW w:type="dxa" w:w="2018"/>
+            <w:vAlign w:val="top"/>
+          </w:tcPr>
+          <w:p>
+            <w:pPr>
+              <w:pStyle w:val="Compact"/>
+              <w:keepNext w:val="0"/>
+              <w:spacing w:before="40" w:after="60" w:line="259" w:lineRule="auto"/>
+              <w:jc w:val="left"/>
+            </w:pPr>
+            <w:r>
+              <w:rPr>
+                <w:rFonts w:ascii="Noto Sans CJK KR" w:hAnsi="Noto Sans CJK KR" w:eastAsia="Noto Sans CJK KR"/>
+                <w:sz w:val="18"/>
+              </w:rPr>
               <w:t xml:space="preserve">좌표/안전 후보</w:t>
             </w:r>
           </w:p>
@@ -15803,7 +16001,7 @@
         </w:numPr>
       </w:pPr>
       <w:r>
-        <w:t xml:space="preserve">v0.3 합의 반영: Trigger+move_stop 최소안과 DEVICE_ERROR/PAUSED·사람 확인을 적용한다. 별도 STOP_UNCONFIRMED/자동 정지 판별은 추가하지 않는다. watchdog·최대 정지 지연/거리·gateway 종료는 실측 대기이며 요청 응답을 물리 정지 보장으로 쓰지 않는다.</w:t>
+        <w:t xml:space="preserve">v0.3 합의 반영: Trigger+move_stop 최소안과 DEVICE_ERROR/PAUSED·사람 확인을 적용한다. 별도 STOP_UNCONFIRMED/자동 정지 판별은 추가하지 않는다. 음성 stop은 LLM을 거치지 않는 로컬 경로다(PR #73). watchdog·최대 정지 지연/거리·gateway 종료는 실측 대기이며 요청 응답을 물리 정지 보장으로 쓰지 않는다.</w:t>
       </w:r>
     </w:p>
     <w:p>
@@ -15893,7 +16091,7 @@
         </w:numPr>
       </w:pPr>
       <w:r>
-        <w:t xml:space="preserve">v0.3 합의 반영: gateway가 제한을 강제한다. 플랜지/TCP 단위·수직 상승 후 수평 이동·작업대 변경 후 간섭/영역을 검증한다. 정지 200ms·상승 z446.6 등은 조건/배치 검증과 함께 관리한다.</w:t>
+        <w:t xml:space="preserve">v0.3 합의 반영: gateway가 제한을 강제한다. 플랜지/TCP 단위·수직 상승 후 수평 이동·작업대 변경 후 간섭/영역을 검증한다. servo_cmd 만료 watchdog 200ms(제안)·플랜지 z≥446.6mm 수직 상승 등은 조건/배치 검증과 함께 관리한다.</w:t>
       </w:r>
     </w:p>
     <w:p>
@@ -16463,7 +16661,7 @@
         </w:numPr>
       </w:pPr>
       <w:r>
-        <w:t xml:space="preserve">v0.3 합의 반영: PC/OS/GPU/USB/NIC 원본은 main 측정 기록에서 확인했다. 설치 컨트롤러/DRCF/DRFL 호환·GPU 컨테이너·동시 부하의 통과는 별도다.</w:t>
+        <w:t xml:space="preserve">v0.3 합의 반영: PC/OS/GPU/NIC 사양 원본은 main 측정 기록(#60)에서 확인했다. USB 포트 육안·GPU 컨테이너 확인은 measurements #5 미완료다. 설치 컨트롤러/DRCF/DRFL 호환·GPU 컨테이너·동시 부하의 통과는 별도다.</w:t>
       </w:r>
     </w:p>
     <w:p>
@@ -17059,6 +17257,14 @@
         <w:t xml:space="preserve">운영 환경은 실내 강의실·탁상 작업대다. 아래 환경 제약에도 SYS-ID·VT-ID·담당자·취합 경로를 부여한다. 목표·후보와 실제 설치값을 구분하고, 온도·습도·외부 인증 수치를 임의로 추가하지 않는다. 장비 사양의 제한이 있다면 R-01 에 기재한다.</w:t>
       </w:r>
     </w:p>
+    <w:p>
+      <w:pPr>
+        <w:pStyle w:val="FirstParagraph"/>
+      </w:pPr>
+      <w:r>
+        <w:t xml:space="preserve">장비 또는 서비스 미가용 시의 제한 운전·복구·표시 조건은 TBD-005/012/017/018과 §5 장의 최종 합의로 관리한다. 수치·절차의 남은 검증은 후속 대장에 연결한다.</w:t>
+      </w:r>
+    </w:p>
     <w:bookmarkStart w:id="132" w:name="sys-en-001--a--남현지"/>
     <w:p>
       <w:pPr>
@@ -17290,14 +17496,6 @@
       </w:pPr>
       <w:r>
         <w:t xml:space="preserve">후속 추적: TBD-013, TBD-017</w:t>
-      </w:r>
-    </w:p>
-    <w:p>
-      <w:pPr>
-        <w:pStyle w:val="FirstParagraph"/>
-      </w:pPr>
-      <w:r>
-        <w:t xml:space="preserve">장비 또는 서비스 미가용 시의 제한 운전·복구·표시 조건은 TBD-005/012/017/018과 §5 장의 최종 합의로 관리한다. 수치·절차의 남은 검증은 후속 대장에 연결한다.</w:t>
       </w:r>
     </w:p>
     <w:p>
@@ -17833,7 +18031,7 @@
         <w:pStyle w:val="BodyText"/>
       </w:pPr>
       <w:r>
-        <w:t xml:space="preserve">첫 실기 실험/실측 10/07 목표와 G0 통과 10/10 목표는 서로 다르다. 6 개 회신 이슈는 10/07 닫혔고 과거 상호 확인 마감은 10/06(KST, 시간 지정 없음)이다. 10/13 통합·10/15 시연·10/16 발표는 기존 계획이며 장비 슬롯/수락자/실적은 별도 기록한다.</w:t>
+        <w:t xml:space="preserve">첫 실기 실험/실측 10/07 목표와 G0 통과 10/10 목표는 서로 다르다. 6 개 회신 이슈는 10/07 닫혔고 과거 상호 확인 마감은 10/06(KST, 시간 지정 없음)이다. 10/13 통합·10/15 시연·10/16 발표는 기존 계획이며 장비 슬롯/수락자/실적은 별도 기록한다. docs/plan.md는 아직 10/13을 전체 루프 첫 완주로 두고 G0 10/10을 담지 않으므로 PL이 plan.md에서 정합한다(F-15).</w:t>
       </w:r>
     </w:p>
     <w:p>
@@ -17841,7 +18039,7 @@
         <w:pStyle w:val="BodyText"/>
       </w:pPr>
       <w:r>
-        <w:t xml:space="preserve">정상 G0와 DB 장애/스풀 복구 시험은 분리한다. DB 오류 회차를 분모/기록에서 지우지 않고 실패/복구 증거를 모두 남긴다. 스풀 시험 10/09~11 계획이 정상 G0 저장 연결을 10/10 이후로 미루는 허가는 아니다.</w:t>
+        <w:t xml:space="preserve">정상 G0와 DB 장애/스풀 복구 시험은 분리한다. DB 오류 회차를 분모/기록에서 지우지 않고 실패/복구 증거를 모두 남긴다. 스풀 시험 10/09~11 계획이 정상 G0 저장 연결을 10/10 이후로 미루는 허가는 아니다. "G0 중 /voss/log/status가 한 번이라도 DB_ERROR면 그 회차를 G0 증거로 쓰지 않는다"는 #54 정의석 제안은 PL 정합 대기다.</w:t>
       </w:r>
     </w:p>
     <w:p>
@@ -23386,7 +23584,7 @@
                 <w:rFonts w:ascii="Noto Sans CJK KR" w:hAnsi="Noto Sans CJK KR" w:eastAsia="Noto Sans CJK KR"/>
                 <w:sz w:val="17"/>
               </w:rPr>
-              <w:t xml:space="preserve">NFR-04; 병후님 측정 정책</w:t>
+              <w:t xml:space="preserve">NFR-04; #53·#54 측정 회신(MC-030/031)</w:t>
             </w:r>
           </w:p>
         </w:tc>
@@ -26166,7 +26364,7 @@
                 <w:rFonts w:ascii="Noto Sans CJK KR" w:hAnsi="Noto Sans CJK KR" w:eastAsia="Noto Sans CJK KR"/>
                 <w:sz w:val="18"/>
               </w:rPr>
-              <w:t xml:space="preserve">31mm 면 선택 보고를 수록; 벨트 방향 여유는 추종이 담당</w:t>
+              <w:t xml:space="preserve">31mm 면 선택 보고를 수록(PR #70, main pending #16 미정). 채택하면 사전 개방 여유는 벨트 가로 방향이고 벨트 방향 타이밍 오차는 추종이 맡으며, 46mm 면 기준 ±22mm 여유를 가정하지 않는다</w:t>
             </w:r>
           </w:p>
         </w:tc>
@@ -26187,7 +26385,7 @@
                 <w:rFonts w:ascii="Noto Sans CJK KR" w:hAnsi="Noto Sans CJK KR" w:eastAsia="Noto Sans CJK KR"/>
                 <w:sz w:val="18"/>
               </w:rPr>
-              <w:t xml:space="preserve">#51/열린 PR #70; PL/ADR·BRD 정정/수치의 T34 확인 F-03</w:t>
+              <w:t xml:space="preserve">#51·#53/열린 PR #70; ADR-0009(김학민)·BRD 정정/수치의 T34 확인 F-03</w:t>
             </w:r>
           </w:p>
         </w:tc>
@@ -27281,7 +27479,7 @@
                 <w:rFonts w:ascii="Noto Sans CJK KR" w:hAnsi="Noto Sans CJK KR" w:eastAsia="Noto Sans CJK KR"/>
                 <w:sz w:val="17"/>
               </w:rPr>
-              <w:t xml:space="preserve">설정 확정 / 성능 대기</w:t>
+              <w:t xml:space="preserve">관측·설정 반영(최종 T33) / 성능 대기</w:t>
             </w:r>
           </w:p>
         </w:tc>
@@ -28274,7 +28472,7 @@
                 <w:rFonts w:ascii="Noto Sans CJK KR" w:hAnsi="Noto Sans CJK KR" w:eastAsia="Noto Sans CJK KR"/>
                 <w:sz w:val="17"/>
               </w:rPr>
-              <w:t xml:space="preserve">say 발행기준·발행자별 dedupe/FIFO. TTS 엔진/Whisper 모델·VAD/wake/마이크 1m·duplex·지연 F-11/13/14</w:t>
+              <w:t xml:space="preserve">say 발행기준·발행자별 dedupe/FIFO. 호출어 ADR-0007 제안(PR #72, pending #5)·Whisper 크기(pending #6)·TTS(pending #12)는 10/08 정의석. VAD/마이크 1m·duplex·지연 F-11/13/14</w:t>
             </w:r>
           </w:p>
         </w:tc>
@@ -28598,7 +28796,7 @@
                 <w:rFonts w:ascii="Noto Sans CJK KR" w:hAnsi="Noto Sans CJK KR" w:eastAsia="Noto Sans CJK KR"/>
                 <w:sz w:val="17"/>
               </w:rPr>
-              <w:t xml:space="preserve">벨트표/4.8cmps·단위벡터·RGB 노출/트레이/TCP 관측. 작업대치수·드라이버버전·변경후간섭 F-01/13</w:t>
+              <w:t xml:space="preserve">벨트표/4.8cmps·단위벡터·RGB 노출/트레이/TCP 관측. 드라이버버전·변경후간섭 F-01/13. 작업대 치수는 생략(measurements #6, 배치 변경 시 재교시)</w:t>
             </w:r>
           </w:p>
         </w:tc>
@@ -28706,7 +28904,7 @@
                 <w:rFonts w:ascii="Noto Sans CJK KR" w:hAnsi="Noto Sans CJK KR" w:eastAsia="Noto Sans CJK KR"/>
                 <w:sz w:val="17"/>
               </w:rPr>
-              <w:t xml:space="preserve">pose 응답 수신·SI/native·stream latest/직렬서비스·RG2 분리. 실제 path/type/DRCF/적용·RTT/stop 경쟁 F-02/04</w:t>
+              <w:t xml:space="preserve">pose 응답 수신·SI/native·stream latest/직렬서비스·RG2 분리. 실제 path/type/DRCF/적용·RTT/stop 경쟁 F-02/04. 제어 경로 결정은 pending #8(박병후, 미정)·measurements #3</w:t>
             </w:r>
           </w:p>
         </w:tc>
@@ -28814,7 +29012,7 @@
                 <w:rFonts w:ascii="Noto Sans CJK KR" w:hAnsi="Noto Sans CJK KR" w:eastAsia="Noto Sans CJK KR"/>
                 <w:sz w:val="17"/>
               </w:rPr>
-              <w:t xml:space="preserve">닫힘완료+grip_detected+검증보고 폭·async/latefuture. Gripper 확장·힘/폭/높이 T34·31mm 면승인 F-03/04</w:t>
+              <w:t xml:space="preserve">닫힘완료+grip_detected+검증보고 폭·async/latefuture. Gripper 확장·힘/폭/높이 T34·31mm 면승인 F-03/04. 파지 방향 pending #16(PR #70)</w:t>
             </w:r>
           </w:p>
         </w:tc>
@@ -28922,7 +29120,7 @@
                 <w:rFonts w:ascii="Noto Sans CJK KR" w:hAnsi="Noto Sans CJK KR" w:eastAsia="Noto Sans CJK KR"/>
                 <w:sz w:val="17"/>
               </w:rPr>
-              <w:t xml:space="preserve">플랜지설정/TCPpose·PLACE 복귀응답/placed_stamp·최신 3/2 칸. 2 칸 vs 누적 3·recheck 점유/view_pose·RETURN_FAILED F-06/07/10</w:t>
+              <w:t xml:space="preserve">플랜지설정/TCPpose·PLACE 복귀응답/placed_stamp·최신 3/2 칸·slot은 PLACED 후 증가/개방 전 실패 재사용/start에서 0. 2 칸 vs 누적 3·recheck 점유/view_pose·RETURN_FAILED F-06/07/10</w:t>
             </w:r>
           </w:p>
         </w:tc>
@@ -29030,7 +29228,7 @@
                 <w:rFonts w:ascii="Noto Sans CJK KR" w:hAnsi="Noto Sans CJK KR" w:eastAsia="Noto Sans CJK KR"/>
                 <w:sz w:val="17"/>
               </w:rPr>
-              <w:t xml:space="preserve">Trigger/move_stop·DEVICE_ERROR/PAUSED·수동확인·개방금지. watchdog/영역/속도/정지 거리·배치재검증 F-04</w:t>
+              <w:t xml:space="preserve">Trigger/move_stop·DEVICE_ERROR/PAUSED·수동확인·개방금지. watchdog/영역/속도/정지 거리·배치재검증·/voss/robot/stop 호출 주체(manager·servo)/순서/중복 호출 F-04</w:t>
             </w:r>
           </w:p>
         </w:tc>
@@ -30002,7 +30200,7 @@
                 <w:rFonts w:ascii="Noto Sans CJK KR" w:hAnsi="Noto Sans CJK KR" w:eastAsia="Noto Sans CJK KR"/>
                 <w:sz w:val="17"/>
               </w:rPr>
-              <w:t xml:space="preserve">PC/GPU/RAM/USB/NIC 원본 확인·ADR 스택/포트. GPU 컨테이너/DMIC/Whisper 비전부하·DDS/wlo1/AP/ACL F-13</w:t>
+              <w:t xml:space="preserve">PC/GPU/RAM/NIC 원본 확인(USB 육안은 measurements #5 미완료)·ADR 스택/포트. GPU 컨테이너/DMIC/Whisper 비전부하·DDS/wlo1/AP/ACL F-13</w:t>
             </w:r>
           </w:p>
         </w:tc>
@@ -30149,7 +30347,7 @@
         <w:t xml:space="preserve">fff112116bef3992d27a094456b055f647ed61a8</w:t>
       </w:r>
       <w:r>
-        <w:t xml:space="preserve">다. 검토 당시 열린 PR은 병합된 것으로 표시하지 않는다. 6 개 이슈 댓글 원문과 경로/commit/hash는 sources와 manifest 에 보존했다.</w:t>
+        <w:t xml:space="preserve">다. 검토 당시 열린 PR은 병합된 것으로 표시하지 않는다. r1 재검토 시점 main@a4d33ef는 fff1121 이후 ADR-0004 보강과 pending #17 추가만 있어 계약 영향이 없다. sources/current_main/의 pending-decisions.md는 fff1121 사본이다. 6 개 이슈 댓글 원문과 경로/commit/hash는 sources와 manifest 에 보존했다.</w:t>
       </w:r>
     </w:p>
     <w:tbl>
@@ -30565,7 +30763,7 @@
                 <w:rFonts w:ascii="Noto Sans CJK KR" w:hAnsi="Noto Sans CJK KR" w:eastAsia="Noto Sans CJK KR"/>
                 <w:sz w:val="18"/>
               </w:rPr>
-              <w:t xml:space="preserve">PL 승인/머지·consumer rebuild</w:t>
+              <w:t xml:space="preserve">머지 전 "늦은 답이 와도 같은 박스의 답이라 해가 없고" 문장을 #54 최종 정정에 맞게 고치기(정의석)·PL 승인/머지·consumer rebuild</w:t>
             </w:r>
           </w:p>
         </w:tc>
@@ -30962,6 +31160,468 @@
                 <w:sz w:val="18"/>
               </w:rPr>
               <w:t xml:space="preserve">전체 성능·동적간섭·부하 수락과 별도</w:t>
+            </w:r>
+          </w:p>
+        </w:tc>
+      </w:tr>
+      <w:tr>
+        <w:trPr/>
+        <w:tc>
+          <w:tcPr>
+            <w:tcW w:type="dxa" w:w="2018"/>
+            <w:vAlign w:val="top"/>
+          </w:tcPr>
+          <w:p>
+            <w:pPr>
+              <w:pStyle w:val="Compact"/>
+              <w:keepNext w:val="0"/>
+              <w:spacing w:before="40" w:after="60" w:line="259" w:lineRule="auto"/>
+              <w:jc w:val="left"/>
+            </w:pPr>
+            <w:r>
+              <w:rPr>
+                <w:rFonts w:ascii="Noto Sans CJK KR" w:hAnsi="Noto Sans CJK KR" w:eastAsia="Noto Sans CJK KR"/>
+                <w:sz w:val="18"/>
+              </w:rPr>
+              <w:t xml:space="preserve">stop 서비스 /voss/robot/stop</w:t>
+            </w:r>
+          </w:p>
+        </w:tc>
+        <w:tc>
+          <w:tcPr>
+            <w:tcW w:type="dxa" w:w="4339"/>
+            <w:vAlign w:val="top"/>
+          </w:tcPr>
+          <w:p>
+            <w:pPr>
+              <w:pStyle w:val="Compact"/>
+              <w:keepNext w:val="0"/>
+              <w:spacing w:before="40" w:after="60" w:line="259" w:lineRule="auto"/>
+              <w:jc w:val="left"/>
+            </w:pPr>
+            <w:r>
+              <w:rPr>
+                <w:rFonts w:ascii="Noto Sans CJK KR" w:hAnsi="Noto Sans CJK KR" w:eastAsia="Noto Sans CJK KR"/>
+                <w:sz w:val="18"/>
+              </w:rPr>
+              <w:t xml:space="preserve">#51·#53 합의(Trigger), main topics.md에 없음</w:t>
+            </w:r>
+          </w:p>
+        </w:tc>
+        <w:tc>
+          <w:tcPr>
+            <w:tcW w:type="dxa" w:w="3734"/>
+            <w:vAlign w:val="top"/>
+          </w:tcPr>
+          <w:p>
+            <w:pPr>
+              <w:pStyle w:val="Compact"/>
+              <w:keepNext w:val="0"/>
+              <w:spacing w:before="40" w:after="60" w:line="259" w:lineRule="auto"/>
+              <w:jc w:val="left"/>
+            </w:pPr>
+            <w:r>
+              <w:rPr>
+                <w:rFonts w:ascii="Noto Sans CJK KR" w:hAnsi="Noto Sans CJK KR" w:eastAsia="Noto Sans CJK KR"/>
+                <w:sz w:val="18"/>
+              </w:rPr>
+              <w:t xml:space="preserve">김학민 T32 PR·호출 주체/순서 F-04</w:t>
+            </w:r>
+          </w:p>
+        </w:tc>
+      </w:tr>
+      <w:tr>
+        <w:trPr/>
+        <w:tc>
+          <w:tcPr>
+            <w:tcW w:type="dxa" w:w="2018"/>
+            <w:vAlign w:val="top"/>
+          </w:tcPr>
+          <w:p>
+            <w:pPr>
+              <w:pStyle w:val="Compact"/>
+              <w:keepNext w:val="0"/>
+              <w:spacing w:before="40" w:after="60" w:line="259" w:lineRule="auto"/>
+              <w:jc w:val="left"/>
+            </w:pPr>
+            <w:r>
+              <w:rPr>
+                <w:rFonts w:ascii="Noto Sans CJK KR" w:hAnsi="Noto Sans CJK KR" w:eastAsia="Noto Sans CJK KR"/>
+                <w:sz w:val="18"/>
+              </w:rPr>
+              <w:t xml:space="preserve">열린 PR #48·#76</w:t>
+            </w:r>
+          </w:p>
+        </w:tc>
+        <w:tc>
+          <w:tcPr>
+            <w:tcW w:type="dxa" w:w="4339"/>
+            <w:vAlign w:val="top"/>
+          </w:tcPr>
+          <w:p>
+            <w:pPr>
+              <w:pStyle w:val="Compact"/>
+              <w:keepNext w:val="0"/>
+              <w:spacing w:before="40" w:after="60" w:line="259" w:lineRule="auto"/>
+              <w:jc w:val="left"/>
+            </w:pPr>
+            <w:r>
+              <w:rPr>
+                <w:rFonts w:ascii="Noto Sans CJK KR" w:hAnsi="Noto Sans CJK KR" w:eastAsia="Noto Sans CJK KR"/>
+                <w:sz w:val="18"/>
+              </w:rPr>
+              <w:t xml:space="preserve">호모그래피 파일·valid 조건 / BoxTrack 확정 발행(min_hits, ID 건너뜀)</w:t>
+            </w:r>
+          </w:p>
+        </w:tc>
+        <w:tc>
+          <w:tcPr>
+            <w:tcW w:type="dxa" w:w="3734"/>
+            <w:vAlign w:val="top"/>
+          </w:tcPr>
+          <w:p>
+            <w:pPr>
+              <w:pStyle w:val="Compact"/>
+              <w:keepNext w:val="0"/>
+              <w:spacing w:before="40" w:after="60" w:line="259" w:lineRule="auto"/>
+              <w:jc w:val="left"/>
+            </w:pPr>
+            <w:r>
+              <w:rPr>
+                <w:rFonts w:ascii="Noto Sans CJK KR" w:hAnsi="Noto Sans CJK KR" w:eastAsia="Noto Sans CJK KR"/>
+                <w:sz w:val="18"/>
+              </w:rPr>
+              <w:t xml:space="preserve">머지 때 §5.4·TBD-025 갱신</w:t>
+            </w:r>
+          </w:p>
+        </w:tc>
+      </w:tr>
+      <w:tr>
+        <w:trPr/>
+        <w:tc>
+          <w:tcPr>
+            <w:tcW w:type="dxa" w:w="2018"/>
+            <w:vAlign w:val="top"/>
+          </w:tcPr>
+          <w:p>
+            <w:pPr>
+              <w:pStyle w:val="Compact"/>
+              <w:keepNext w:val="0"/>
+              <w:spacing w:before="40" w:after="60" w:line="259" w:lineRule="auto"/>
+              <w:jc w:val="left"/>
+            </w:pPr>
+            <w:r>
+              <w:rPr>
+                <w:rFonts w:ascii="Noto Sans CJK KR" w:hAnsi="Noto Sans CJK KR" w:eastAsia="Noto Sans CJK KR"/>
+                <w:sz w:val="18"/>
+              </w:rPr>
+              <w:t xml:space="preserve">mqtt.md</w:t>
+            </w:r>
+          </w:p>
+        </w:tc>
+        <w:tc>
+          <w:tcPr>
+            <w:tcW w:type="dxa" w:w="4339"/>
+            <w:vAlign w:val="top"/>
+          </w:tcPr>
+          <w:p>
+            <w:pPr>
+              <w:pStyle w:val="Compact"/>
+              <w:keepNext w:val="0"/>
+              <w:spacing w:before="40" w:after="60" w:line="259" w:lineRule="auto"/>
+              <w:jc w:val="left"/>
+            </w:pPr>
+            <w:r>
+              <w:rPr>
+                <w:rFonts w:ascii="Noto Sans CJK KR" w:hAnsi="Noto Sans CJK KR" w:eastAsia="Noto Sans CJK KR"/>
+                <w:sz w:val="18"/>
+              </w:rPr>
+              <w:t xml:space="preserve">main 초안: 토픽 4개·{"command","arg"}</w:t>
+            </w:r>
+          </w:p>
+        </w:tc>
+        <w:tc>
+          <w:tcPr>
+            <w:tcW w:type="dxa" w:w="3734"/>
+            <w:vAlign w:val="top"/>
+          </w:tcPr>
+          <w:p>
+            <w:pPr>
+              <w:pStyle w:val="Compact"/>
+              <w:keepNext w:val="0"/>
+              <w:spacing w:before="40" w:after="60" w:line="259" w:lineRule="auto"/>
+              <w:jc w:val="left"/>
+            </w:pPr>
+            <w:r>
+              <w:rPr>
+                <w:rFonts w:ascii="Noto Sans CJK KR" w:hAnsi="Noto Sans CJK KR" w:eastAsia="Noto Sans CJK KR"/>
+                <w:sz w:val="18"/>
+              </w:rPr>
+              <w:t xml:space="preserve">MC-026 형식·ack·robot 토픽 반영, 정의석 #20(10/08)</w:t>
+            </w:r>
+          </w:p>
+        </w:tc>
+      </w:tr>
+      <w:tr>
+        <w:trPr/>
+        <w:tc>
+          <w:tcPr>
+            <w:tcW w:type="dxa" w:w="2018"/>
+            <w:vAlign w:val="top"/>
+          </w:tcPr>
+          <w:p>
+            <w:pPr>
+              <w:pStyle w:val="Compact"/>
+              <w:keepNext w:val="0"/>
+              <w:spacing w:before="40" w:after="60" w:line="259" w:lineRule="auto"/>
+              <w:jc w:val="left"/>
+            </w:pPr>
+            <w:r>
+              <w:rPr>
+                <w:rFonts w:ascii="Noto Sans CJK KR" w:hAnsi="Noto Sans CJK KR" w:eastAsia="Noto Sans CJK KR"/>
+                <w:sz w:val="18"/>
+              </w:rPr>
+              <w:t xml:space="preserve">view_pose·PICK 높이</w:t>
+            </w:r>
+          </w:p>
+        </w:tc>
+        <w:tc>
+          <w:tcPr>
+            <w:tcW w:type="dxa" w:w="4339"/>
+            <w:vAlign w:val="top"/>
+          </w:tcPr>
+          <w:p>
+            <w:pPr>
+              <w:pStyle w:val="Compact"/>
+              <w:keepNext w:val="0"/>
+              <w:spacing w:before="40" w:after="60" w:line="259" w:lineRule="auto"/>
+              <w:jc w:val="left"/>
+            </w:pPr>
+            <w:r>
+              <w:rPr>
+                <w:rFonts w:ascii="Noto Sans CJK KR" w:hAnsi="Noto Sans CJK KR" w:eastAsia="Noto Sans CJK KR"/>
+                <w:sz w:val="18"/>
+              </w:rPr>
+              <w:t xml:space="preserve">MoveToZone mode만 main 반영</w:t>
+            </w:r>
+          </w:p>
+        </w:tc>
+        <w:tc>
+          <w:tcPr>
+            <w:tcW w:type="dxa" w:w="3734"/>
+            <w:vAlign w:val="top"/>
+          </w:tcPr>
+          <w:p>
+            <w:pPr>
+              <w:pStyle w:val="Compact"/>
+              <w:keepNext w:val="0"/>
+              <w:spacing w:before="40" w:after="60" w:line="259" w:lineRule="auto"/>
+              <w:jc w:val="left"/>
+            </w:pPr>
+            <w:r>
+              <w:rPr>
+                <w:rFonts w:ascii="Noto Sans CJK KR" w:hAnsi="Noto Sans CJK KR" w:eastAsia="Noto Sans CJK KR"/>
+                <w:sz w:val="18"/>
+              </w:rPr>
+              <w:t xml:space="preserve">voss_config 스키마·교시(김학민 T35, F-10)</w:t>
+            </w:r>
+          </w:p>
+        </w:tc>
+      </w:tr>
+      <w:tr>
+        <w:trPr/>
+        <w:tc>
+          <w:tcPr>
+            <w:tcW w:type="dxa" w:w="2018"/>
+            <w:vAlign w:val="top"/>
+          </w:tcPr>
+          <w:p>
+            <w:pPr>
+              <w:pStyle w:val="Compact"/>
+              <w:keepNext w:val="0"/>
+              <w:spacing w:before="40" w:after="60" w:line="259" w:lineRule="auto"/>
+              <w:jc w:val="left"/>
+            </w:pPr>
+            <w:r>
+              <w:rPr>
+                <w:rFonts w:ascii="Noto Sans CJK KR" w:hAnsi="Noto Sans CJK KR" w:eastAsia="Noto Sans CJK KR"/>
+                <w:sz w:val="18"/>
+              </w:rPr>
+              <w:t xml:space="preserve">voss_msgs.md ROBOT 임시 ready</w:t>
+            </w:r>
+          </w:p>
+        </w:tc>
+        <w:tc>
+          <w:tcPr>
+            <w:tcW w:type="dxa" w:w="4339"/>
+            <w:vAlign w:val="top"/>
+          </w:tcPr>
+          <w:p>
+            <w:pPr>
+              <w:pStyle w:val="Compact"/>
+              <w:keepNext w:val="0"/>
+              <w:spacing w:before="40" w:after="60" w:line="259" w:lineRule="auto"/>
+              <w:jc w:val="left"/>
+            </w:pPr>
+            <w:r>
+              <w:rPr>
+                <w:rFonts w:ascii="Noto Sans CJK KR" w:hAnsi="Noto Sans CJK KR" w:eastAsia="Noto Sans CJK KR"/>
+                <w:sz w:val="18"/>
+              </w:rPr>
+              <w:t xml:space="preserve">pose 0.5 s 이내 + move_to_zone 서비스 존재</w:t>
+            </w:r>
+          </w:p>
+        </w:tc>
+        <w:tc>
+          <w:tcPr>
+            <w:tcW w:type="dxa" w:w="3734"/>
+            <w:vAlign w:val="top"/>
+          </w:tcPr>
+          <w:p>
+            <w:pPr>
+              <w:pStyle w:val="Compact"/>
+              <w:keepNext w:val="0"/>
+              <w:spacing w:before="40" w:after="60" w:line="259" w:lineRule="auto"/>
+              <w:jc w:val="left"/>
+            </w:pPr>
+            <w:r>
+              <w:rPr>
+                <w:rFonts w:ascii="Noto Sans CJK KR" w:hAnsi="Noto Sans CJK KR" w:eastAsia="Noto Sans CJK KR"/>
+                <w:sz w:val="18"/>
+              </w:rPr>
+              <w:t xml:space="preserve">RobotState 반영 때 §5.7 기준으로 교체(남현지·김학민)</w:t>
+            </w:r>
+          </w:p>
+        </w:tc>
+      </w:tr>
+      <w:tr>
+        <w:trPr/>
+        <w:tc>
+          <w:tcPr>
+            <w:tcW w:type="dxa" w:w="2018"/>
+            <w:vAlign w:val="top"/>
+          </w:tcPr>
+          <w:p>
+            <w:pPr>
+              <w:pStyle w:val="Compact"/>
+              <w:keepNext w:val="0"/>
+              <w:spacing w:before="40" w:after="60" w:line="259" w:lineRule="auto"/>
+              <w:jc w:val="left"/>
+            </w:pPr>
+            <w:r>
+              <w:rPr>
+                <w:rFonts w:ascii="Noto Sans CJK KR" w:hAnsi="Noto Sans CJK KR" w:eastAsia="Noto Sans CJK KR"/>
+                <w:sz w:val="18"/>
+              </w:rPr>
+              <w:t xml:space="preserve">conventions.md 단위</w:t>
+            </w:r>
+          </w:p>
+        </w:tc>
+        <w:tc>
+          <w:tcPr>
+            <w:tcW w:type="dxa" w:w="4339"/>
+            <w:vAlign w:val="top"/>
+          </w:tcPr>
+          <w:p>
+            <w:pPr>
+              <w:pStyle w:val="Compact"/>
+              <w:keepNext w:val="0"/>
+              <w:spacing w:before="40" w:after="60" w:line="259" w:lineRule="auto"/>
+              <w:jc w:val="left"/>
+            </w:pPr>
+            <w:r>
+              <w:rPr>
+                <w:rFonts w:ascii="Noto Sans CJK KR" w:hAnsi="Noto Sans CJK KR" w:eastAsia="Noto Sans CJK KR"/>
+                <w:sz w:val="18"/>
+              </w:rPr>
+              <w:t xml:space="preserve">"좌표계·단위는 두산 posx 기준 (mm, deg)"</w:t>
+            </w:r>
+          </w:p>
+        </w:tc>
+        <w:tc>
+          <w:tcPr>
+            <w:tcW w:type="dxa" w:w="3734"/>
+            <w:vAlign w:val="top"/>
+          </w:tcPr>
+          <w:p>
+            <w:pPr>
+              <w:pStyle w:val="Compact"/>
+              <w:keepNext w:val="0"/>
+              <w:spacing w:before="40" w:after="60" w:line="259" w:lineRule="auto"/>
+              <w:jc w:val="left"/>
+            </w:pPr>
+            <w:r>
+              <w:rPr>
+                <w:rFonts w:ascii="Noto Sans CJK KR" w:hAnsi="Noto Sans CJK KR" w:eastAsia="Noto Sans CJK KR"/>
+                <w:sz w:val="18"/>
+              </w:rPr>
+              <w:t xml:space="preserve">ROS SI 규약과 충돌, PR #64에서 정정</w:t>
+            </w:r>
+          </w:p>
+        </w:tc>
+      </w:tr>
+      <w:tr>
+        <w:trPr/>
+        <w:tc>
+          <w:tcPr>
+            <w:tcW w:type="dxa" w:w="2018"/>
+            <w:vAlign w:val="top"/>
+          </w:tcPr>
+          <w:p>
+            <w:pPr>
+              <w:pStyle w:val="Compact"/>
+              <w:keepNext w:val="0"/>
+              <w:spacing w:before="40" w:after="60" w:line="259" w:lineRule="auto"/>
+              <w:jc w:val="left"/>
+            </w:pPr>
+            <w:r>
+              <w:rPr>
+                <w:rFonts w:ascii="Noto Sans CJK KR" w:hAnsi="Noto Sans CJK KR" w:eastAsia="Noto Sans CJK KR"/>
+                <w:sz w:val="18"/>
+              </w:rPr>
+              <w:t xml:space="preserve">topics.md 지난 표기</w:t>
+            </w:r>
+          </w:p>
+        </w:tc>
+        <w:tc>
+          <w:tcPr>
+            <w:tcW w:type="dxa" w:w="4339"/>
+            <w:vAlign w:val="top"/>
+          </w:tcPr>
+          <w:p>
+            <w:pPr>
+              <w:pStyle w:val="Compact"/>
+              <w:keepNext w:val="0"/>
+              <w:spacing w:before="40" w:after="60" w:line="259" w:lineRule="auto"/>
+              <w:jc w:val="left"/>
+            </w:pPr>
+            <w:r>
+              <w:rPr>
+                <w:rFonts w:ascii="Noto Sans CJK KR" w:hAnsi="Noto Sans CJK KR" w:eastAsia="Noto Sans CJK KR"/>
+                <w:sz w:val="18"/>
+              </w:rPr>
+              <w:t xml:space="preserve">robot_gateway /dsr01/servol_stream (10/06 확인), sort_manager /voss/robot/gripper 호출</w:t>
+            </w:r>
+          </w:p>
+        </w:tc>
+        <w:tc>
+          <w:tcPr>
+            <w:tcW w:type="dxa" w:w="3734"/>
+            <w:vAlign w:val="top"/>
+          </w:tcPr>
+          <w:p>
+            <w:pPr>
+              <w:pStyle w:val="Compact"/>
+              <w:keepNext w:val="0"/>
+              <w:spacing w:before="40" w:after="60" w:line="259" w:lineRule="auto"/>
+              <w:jc w:val="left"/>
+            </w:pPr>
+            <w:r>
+              <w:rPr>
+                <w:rFonts w:ascii="Noto Sans CJK KR" w:hAnsi="Noto Sans CJK KR" w:eastAsia="Noto Sans CJK KR"/>
+                <w:sz w:val="18"/>
+              </w:rPr>
+              <w:t xml:space="preserve">MC-011 실측 대기·MC-013 goal 중 gripper 단독 호출자와 정합(김학민·남현지)</w:t>
             </w:r>
           </w:p>
         </w:tc>
